--- a/documentation/PA2/QA_Plan.docx
+++ b/documentation/PA2/QA_Plan.docx
@@ -4,16 +4,21 @@
   <w:body>
     <w:p>
       <w:pPr>
-        <w:pStyle w:val="Heading1"/>
+        <w:pStyle w:val="Balk1"/>
       </w:pPr>
       <w:r>
-        <w:t>Quality Assurance Plan – LibMan</w:t>
-      </w:r>
+        <w:t xml:space="preserve">Quality Assurance Plan – </w:t>
+      </w:r>
+      <w:proofErr w:type="spellStart"/>
+      <w:r>
+        <w:t>LibMan</w:t>
+      </w:r>
+      <w:proofErr w:type="spellEnd"/>
     </w:p>
     <w:p/>
     <w:p>
       <w:pPr>
-        <w:pStyle w:val="Heading2"/>
+        <w:pStyle w:val="Balk2"/>
         <w:spacing w:before="0"/>
         <w:rPr>
           <w:rFonts w:ascii="Times New Roman" w:eastAsia="Times New Roman" w:hAnsi="Times New Roman" w:cs="Times New Roman"/>
@@ -27,7 +32,7 @@
       </w:pPr>
       <w:r>
         <w:rPr>
-          <w:rStyle w:val="Strong"/>
+          <w:rStyle w:val="Gl"/>
           <w:rFonts w:ascii="Times New Roman" w:eastAsia="Times New Roman" w:hAnsi="Times New Roman" w:cs="Times New Roman"/>
           <w:color w:val="3465A4"/>
           <w:sz w:val="52"/>
@@ -49,8 +54,18 @@
           <w:bCs/>
           <w:lang w:val="tr-TR"/>
         </w:rPr>
-        <w:t>1. QA Strategy</w:t>
-      </w:r>
+        <w:t xml:space="preserve">1. QA </w:t>
+      </w:r>
+      <w:proofErr w:type="spellStart"/>
+      <w:r>
+        <w:rPr>
+          <w:b/>
+          <w:bCs/>
+          <w:lang w:val="tr-TR"/>
+        </w:rPr>
+        <w:t>Strategy</w:t>
+      </w:r>
+      <w:proofErr w:type="spellEnd"/>
       <w:r>
         <w:rPr>
           <w:lang w:val="tr-TR"/>
@@ -69,7 +84,35 @@
         <w:rPr>
           <w:lang w:val="tr-TR"/>
         </w:rPr>
-        <w:t xml:space="preserve">1.1 Testing Levels </w:t>
+        <w:t xml:space="preserve">1.1 </w:t>
+      </w:r>
+      <w:proofErr w:type="spellStart"/>
+      <w:r>
+        <w:rPr>
+          <w:lang w:val="tr-TR"/>
+        </w:rPr>
+        <w:t>Testing</w:t>
+      </w:r>
+      <w:proofErr w:type="spellEnd"/>
+      <w:r>
+        <w:rPr>
+          <w:lang w:val="tr-TR"/>
+        </w:rPr>
+        <w:t xml:space="preserve"> </w:t>
+      </w:r>
+      <w:proofErr w:type="spellStart"/>
+      <w:r>
+        <w:rPr>
+          <w:lang w:val="tr-TR"/>
+        </w:rPr>
+        <w:t>Levels</w:t>
+      </w:r>
+      <w:proofErr w:type="spellEnd"/>
+      <w:r>
+        <w:rPr>
+          <w:lang w:val="tr-TR"/>
+        </w:rPr>
+        <w:t xml:space="preserve"> </w:t>
       </w:r>
     </w:p>
     <w:p>
@@ -83,7 +126,21 @@
         <w:rPr>
           <w:lang w:val="tr-TR"/>
         </w:rPr>
-        <w:t xml:space="preserve">1.2 Test Types </w:t>
+        <w:t xml:space="preserve">1.2 Test </w:t>
+      </w:r>
+      <w:proofErr w:type="spellStart"/>
+      <w:r>
+        <w:rPr>
+          <w:lang w:val="tr-TR"/>
+        </w:rPr>
+        <w:t>Types</w:t>
+      </w:r>
+      <w:proofErr w:type="spellEnd"/>
+      <w:r>
+        <w:rPr>
+          <w:lang w:val="tr-TR"/>
+        </w:rPr>
+        <w:t xml:space="preserve"> </w:t>
       </w:r>
     </w:p>
     <w:p>
@@ -97,8 +154,16 @@
         <w:rPr>
           <w:lang w:val="tr-TR"/>
         </w:rPr>
-        <w:t>1.3 Responsibilities</w:t>
-      </w:r>
+        <w:t xml:space="preserve">1.3 </w:t>
+      </w:r>
+      <w:proofErr w:type="spellStart"/>
+      <w:r>
+        <w:rPr>
+          <w:lang w:val="tr-TR"/>
+        </w:rPr>
+        <w:t>Responsibilities</w:t>
+      </w:r>
+      <w:proofErr w:type="spellEnd"/>
     </w:p>
     <w:p>
       <w:pPr>
@@ -112,8 +177,72 @@
           <w:bCs/>
           <w:lang w:val="tr-TR"/>
         </w:rPr>
-        <w:t>2. Quality Factors and Metrics</w:t>
-      </w:r>
+        <w:t xml:space="preserve">2. </w:t>
+      </w:r>
+      <w:proofErr w:type="spellStart"/>
+      <w:r>
+        <w:rPr>
+          <w:b/>
+          <w:bCs/>
+          <w:lang w:val="tr-TR"/>
+        </w:rPr>
+        <w:t>Quality</w:t>
+      </w:r>
+      <w:proofErr w:type="spellEnd"/>
+      <w:r>
+        <w:rPr>
+          <w:b/>
+          <w:bCs/>
+          <w:lang w:val="tr-TR"/>
+        </w:rPr>
+        <w:t xml:space="preserve"> </w:t>
+      </w:r>
+      <w:proofErr w:type="spellStart"/>
+      <w:r>
+        <w:rPr>
+          <w:b/>
+          <w:bCs/>
+          <w:lang w:val="tr-TR"/>
+        </w:rPr>
+        <w:t>Factors</w:t>
+      </w:r>
+      <w:proofErr w:type="spellEnd"/>
+      <w:r>
+        <w:rPr>
+          <w:b/>
+          <w:bCs/>
+          <w:lang w:val="tr-TR"/>
+        </w:rPr>
+        <w:t xml:space="preserve"> </w:t>
+      </w:r>
+      <w:proofErr w:type="spellStart"/>
+      <w:r>
+        <w:rPr>
+          <w:b/>
+          <w:bCs/>
+          <w:lang w:val="tr-TR"/>
+        </w:rPr>
+        <w:t>and</w:t>
+      </w:r>
+      <w:proofErr w:type="spellEnd"/>
+      <w:r>
+        <w:rPr>
+          <w:b/>
+          <w:bCs/>
+          <w:lang w:val="tr-TR"/>
+        </w:rPr>
+        <w:t xml:space="preserve"> </w:t>
+      </w:r>
+      <w:proofErr w:type="spellStart"/>
+      <w:r>
+        <w:rPr>
+          <w:b/>
+          <w:bCs/>
+          <w:lang w:val="tr-TR"/>
+        </w:rPr>
+        <w:t>Metrics</w:t>
+      </w:r>
+      <w:proofErr w:type="spellEnd"/>
     </w:p>
     <w:p>
       <w:pPr>
@@ -161,8 +290,16 @@
         <w:rPr>
           <w:lang w:val="tr-TR"/>
         </w:rPr>
-        <w:t>3.2 Test Cases</w:t>
-      </w:r>
+        <w:t xml:space="preserve">3.2 Test </w:t>
+      </w:r>
+      <w:proofErr w:type="spellStart"/>
+      <w:r>
+        <w:rPr>
+          <w:lang w:val="tr-TR"/>
+        </w:rPr>
+        <w:t>Cases</w:t>
+      </w:r>
+      <w:proofErr w:type="spellEnd"/>
     </w:p>
     <w:p>
       <w:pPr>
@@ -176,7 +313,61 @@
           <w:bCs/>
           <w:lang w:val="tr-TR"/>
         </w:rPr>
-        <w:t>4. Defect and Issue Management</w:t>
+        <w:t xml:space="preserve">4. </w:t>
+      </w:r>
+      <w:proofErr w:type="spellStart"/>
+      <w:r>
+        <w:rPr>
+          <w:b/>
+          <w:bCs/>
+          <w:lang w:val="tr-TR"/>
+        </w:rPr>
+        <w:t>Defect</w:t>
+      </w:r>
+      <w:proofErr w:type="spellEnd"/>
+      <w:r>
+        <w:rPr>
+          <w:b/>
+          <w:bCs/>
+          <w:lang w:val="tr-TR"/>
+        </w:rPr>
+        <w:t xml:space="preserve"> </w:t>
+      </w:r>
+      <w:proofErr w:type="spellStart"/>
+      <w:r>
+        <w:rPr>
+          <w:b/>
+          <w:bCs/>
+          <w:lang w:val="tr-TR"/>
+        </w:rPr>
+        <w:t>and</w:t>
+      </w:r>
+      <w:proofErr w:type="spellEnd"/>
+      <w:r>
+        <w:rPr>
+          <w:b/>
+          <w:bCs/>
+          <w:lang w:val="tr-TR"/>
+        </w:rPr>
+        <w:t xml:space="preserve"> </w:t>
+      </w:r>
+      <w:proofErr w:type="spellStart"/>
+      <w:r>
+        <w:rPr>
+          <w:b/>
+          <w:bCs/>
+          <w:lang w:val="tr-TR"/>
+        </w:rPr>
+        <w:t>Issue</w:t>
+      </w:r>
+      <w:proofErr w:type="spellEnd"/>
+      <w:r>
+        <w:rPr>
+          <w:b/>
+          <w:bCs/>
+          <w:lang w:val="tr-TR"/>
+        </w:rPr>
+        <w:t xml:space="preserve"> Management</w:t>
       </w:r>
     </w:p>
     <w:p>
@@ -191,8 +382,36 @@
           <w:bCs/>
           <w:lang w:val="tr-TR"/>
         </w:rPr>
-        <w:t>5. QA Schedule and Deliverables</w:t>
-      </w:r>
+        <w:t xml:space="preserve">5. QA Schedule </w:t>
+      </w:r>
+      <w:proofErr w:type="spellStart"/>
+      <w:r>
+        <w:rPr>
+          <w:b/>
+          <w:bCs/>
+          <w:lang w:val="tr-TR"/>
+        </w:rPr>
+        <w:t>and</w:t>
+      </w:r>
+      <w:proofErr w:type="spellEnd"/>
+      <w:r>
+        <w:rPr>
+          <w:b/>
+          <w:bCs/>
+          <w:lang w:val="tr-TR"/>
+        </w:rPr>
+        <w:t xml:space="preserve"> </w:t>
+      </w:r>
+      <w:proofErr w:type="spellStart"/>
+      <w:r>
+        <w:rPr>
+          <w:b/>
+          <w:bCs/>
+          <w:lang w:val="tr-TR"/>
+        </w:rPr>
+        <w:t>Deliverables</w:t>
+      </w:r>
+      <w:proofErr w:type="spellEnd"/>
     </w:p>
     <w:p>
       <w:pPr>
@@ -206,13 +425,41 @@
           <w:bCs/>
           <w:lang w:val="tr-TR"/>
         </w:rPr>
-        <w:t>6. Contribution Matrix</w:t>
-      </w:r>
+        <w:t xml:space="preserve">6. </w:t>
+      </w:r>
+      <w:proofErr w:type="spellStart"/>
+      <w:r>
+        <w:rPr>
+          <w:b/>
+          <w:bCs/>
+          <w:lang w:val="tr-TR"/>
+        </w:rPr>
+        <w:t>Contribution</w:t>
+      </w:r>
+      <w:proofErr w:type="spellEnd"/>
+      <w:r>
+        <w:rPr>
+          <w:b/>
+          <w:bCs/>
+          <w:lang w:val="tr-TR"/>
+        </w:rPr>
+        <w:t xml:space="preserve"> </w:t>
+      </w:r>
+      <w:proofErr w:type="spellStart"/>
+      <w:r>
+        <w:rPr>
+          <w:b/>
+          <w:bCs/>
+          <w:lang w:val="tr-TR"/>
+        </w:rPr>
+        <w:t>Matrix</w:t>
+      </w:r>
+      <w:proofErr w:type="spellEnd"/>
     </w:p>
     <w:p/>
     <w:p>
       <w:pPr>
-        <w:pStyle w:val="Heading2"/>
+        <w:pStyle w:val="Balk2"/>
       </w:pPr>
       <w:r>
         <w:t>1. QA Strategy</w:t>
@@ -220,12 +467,20 @@
     </w:p>
     <w:p>
       <w:r>
-        <w:t>The goal of the Quality Assurance (QA) Plan is to ensure that LibMan meets its functional and non-functional requirements as specified in the SRS. QA activities will focus on finding defects early, validating that the system behaves correctly under realistic scenarios, and verifying that key quality attributes (performance, usability, maintainability, and security) are satisfied.</w:t>
+        <w:t xml:space="preserve">The goal of the Quality Assurance (QA) Plan is to ensure that </w:t>
+      </w:r>
+      <w:proofErr w:type="spellStart"/>
+      <w:r>
+        <w:t>LibMan</w:t>
+      </w:r>
+      <w:proofErr w:type="spellEnd"/>
+      <w:r>
+        <w:t xml:space="preserve"> meets its functional and non-functional requirements as specified in the SRS. QA activities will focus on finding defects early, validating that the system behaves correctly under realistic scenarios, and verifying that key quality attributes (performance, usability, maintainability, and security) are satisfied.</w:t>
       </w:r>
     </w:p>
     <w:p>
       <w:pPr>
-        <w:pStyle w:val="Heading3"/>
+        <w:pStyle w:val="Balk3"/>
       </w:pPr>
       <w:r>
         <w:t>1.1 Testing Levels</w:t>
@@ -250,7 +505,7 @@
     </w:p>
     <w:p>
       <w:pPr>
-        <w:pStyle w:val="Heading3"/>
+        <w:pStyle w:val="Balk3"/>
       </w:pPr>
       <w:r>
         <w:lastRenderedPageBreak/>
@@ -280,7 +535,7 @@
     </w:p>
     <w:p>
       <w:pPr>
-        <w:pStyle w:val="Heading3"/>
+        <w:pStyle w:val="Balk3"/>
       </w:pPr>
       <w:r>
         <w:t>1.3 Responsibilities</w:t>
@@ -301,7 +556,7 @@
     </w:p>
     <w:p>
       <w:pPr>
-        <w:pStyle w:val="Heading2"/>
+        <w:pStyle w:val="Balk2"/>
       </w:pPr>
       <w:r>
         <w:t>2. Quality Factors and Metrics</w:t>
@@ -309,7 +564,15 @@
     </w:p>
     <w:p>
       <w:r>
-        <w:t>The following quality factors and associated metrics will be used to evaluate LibMan:</w:t>
+        <w:t xml:space="preserve">The following quality factors and associated metrics will be used to evaluate </w:t>
+      </w:r>
+      <w:proofErr w:type="spellStart"/>
+      <w:r>
+        <w:t>LibMan</w:t>
+      </w:r>
+      <w:proofErr w:type="spellEnd"/>
+      <w:r>
+        <w:t>:</w:t>
       </w:r>
       <w:r>
         <w:br/>
@@ -384,7 +647,7 @@
     </w:p>
     <w:p>
       <w:pPr>
-        <w:pStyle w:val="Heading2"/>
+        <w:pStyle w:val="Balk2"/>
       </w:pPr>
       <w:r>
         <w:lastRenderedPageBreak/>
@@ -393,7 +656,7 @@
     </w:p>
     <w:p>
       <w:pPr>
-        <w:pStyle w:val="Heading3"/>
+        <w:pStyle w:val="Balk3"/>
       </w:pPr>
       <w:r>
         <w:t>3.1 Test Environment</w:t>
@@ -406,7 +669,7 @@
     </w:p>
     <w:p>
       <w:pPr>
-        <w:pStyle w:val="Heading3"/>
+        <w:pStyle w:val="Balk3"/>
       </w:pPr>
       <w:r>
         <w:t>3.2 Test Cases</w:t>
@@ -414,7 +677,7 @@
     </w:p>
     <w:p>
       <w:pPr>
-        <w:pStyle w:val="Heading4"/>
+        <w:pStyle w:val="Balk4"/>
       </w:pPr>
       <w:r>
         <w:t>TC1 – Successful User Login</w:t>
@@ -452,7 +715,7 @@
     </w:p>
     <w:p>
       <w:pPr>
-        <w:pStyle w:val="Heading4"/>
+        <w:pStyle w:val="Balk4"/>
       </w:pPr>
       <w:r>
         <w:t>TC2 – Failed Login with Incorrect Password</w:t>
@@ -490,7 +753,7 @@
     </w:p>
     <w:p>
       <w:pPr>
-        <w:pStyle w:val="Heading4"/>
+        <w:pStyle w:val="Balk4"/>
       </w:pPr>
       <w:r>
         <w:t>TC3 – Search Books and Check Performance</w:t>
@@ -530,7 +793,15 @@
     </w:p>
     <w:p>
       <w:r>
-        <w:t>Expected Result: Relevant books are listed and search completes in ≤ 2 seconds.</w:t>
+        <w:t xml:space="preserve">Expected Result: Relevant books are </w:t>
+      </w:r>
+      <w:proofErr w:type="gramStart"/>
+      <w:r>
+        <w:t>listed</w:t>
+      </w:r>
+      <w:proofErr w:type="gramEnd"/>
+      <w:r>
+        <w:t xml:space="preserve"> and search completes in ≤ 2 seconds.</w:t>
       </w:r>
       <w:r>
         <w:br/>
@@ -538,7 +809,7 @@
     </w:p>
     <w:p>
       <w:pPr>
-        <w:pStyle w:val="Heading4"/>
+        <w:pStyle w:val="Balk4"/>
       </w:pPr>
       <w:r>
         <w:t>TC4 – Borrow Available Book</w:t>
@@ -546,7 +817,15 @@
     </w:p>
     <w:p>
       <w:r>
-        <w:t>Preconditions: User is logged in; selected book has available_quantity &gt; 0.</w:t>
+        <w:t xml:space="preserve">Preconditions: User is logged in; selected book has </w:t>
+      </w:r>
+      <w:proofErr w:type="spellStart"/>
+      <w:r>
+        <w:t>available_quantity</w:t>
+      </w:r>
+      <w:proofErr w:type="spellEnd"/>
+      <w:r>
+        <w:t xml:space="preserve"> &gt; 0.</w:t>
       </w:r>
     </w:p>
     <w:p>
@@ -564,12 +843,44 @@
       </w:r>
       <w:r>
         <w:br/>
-        <w:t>3. Confirm the borrow operation if prompted.</w:t>
+        <w:t xml:space="preserve">3. Confirm the </w:t>
+      </w:r>
+      <w:proofErr w:type="gramStart"/>
+      <w:r>
+        <w:t>borrow</w:t>
+      </w:r>
+      <w:proofErr w:type="gramEnd"/>
+      <w:r>
+        <w:t xml:space="preserve"> operation if prompted.</w:t>
       </w:r>
     </w:p>
     <w:p>
       <w:r>
-        <w:t>Expected Result: BorrowRecord is created, book’s available_quantity decreases by 1, and the book appears in the user’s active borrows list.</w:t>
+        <w:t xml:space="preserve">Expected Result: </w:t>
+      </w:r>
+      <w:proofErr w:type="spellStart"/>
+      <w:r>
+        <w:t>BorrowRecord</w:t>
+      </w:r>
+      <w:proofErr w:type="spellEnd"/>
+      <w:r>
+        <w:t xml:space="preserve"> is created, book’s </w:t>
+      </w:r>
+      <w:proofErr w:type="spellStart"/>
+      <w:r>
+        <w:t>available_quantity</w:t>
+      </w:r>
+      <w:proofErr w:type="spellEnd"/>
+      <w:r>
+        <w:t xml:space="preserve"> decreases by 1, and the book appears in the user’s active </w:t>
+      </w:r>
+      <w:proofErr w:type="gramStart"/>
+      <w:r>
+        <w:t>borrows</w:t>
+      </w:r>
+      <w:proofErr w:type="gramEnd"/>
+      <w:r>
+        <w:t xml:space="preserve"> list.</w:t>
       </w:r>
       <w:r>
         <w:br/>
@@ -577,7 +888,7 @@
     </w:p>
     <w:p>
       <w:pPr>
-        <w:pStyle w:val="Heading4"/>
+        <w:pStyle w:val="Balk4"/>
       </w:pPr>
       <w:r>
         <w:t>TC5 – Borrow Unavailable Book</w:t>
@@ -585,7 +896,15 @@
     </w:p>
     <w:p>
       <w:r>
-        <w:t>Preconditions: User is logged in; selected book has available_quantity = 0.</w:t>
+        <w:t xml:space="preserve">Preconditions: User is logged in; selected book has </w:t>
+      </w:r>
+      <w:proofErr w:type="spellStart"/>
+      <w:r>
+        <w:t>available_quantity</w:t>
+      </w:r>
+      <w:proofErr w:type="spellEnd"/>
+      <w:r>
+        <w:t xml:space="preserve"> = 0.</w:t>
       </w:r>
     </w:p>
     <w:p>
@@ -611,7 +930,7 @@
     </w:p>
     <w:p>
       <w:pPr>
-        <w:pStyle w:val="Heading4"/>
+        <w:pStyle w:val="Balk4"/>
       </w:pPr>
       <w:r>
         <w:t>TC6 – Return Borrowed Book</w:t>
@@ -641,7 +960,31 @@
     </w:p>
     <w:p>
       <w:r>
-        <w:t>Expected Result: BorrowRecord is updated with a return_date, book’s available_quantity increases by 1, and the book disappears from the active borrows list.</w:t>
+        <w:t xml:space="preserve">Expected Result: </w:t>
+      </w:r>
+      <w:proofErr w:type="spellStart"/>
+      <w:r>
+        <w:t>BorrowRecord</w:t>
+      </w:r>
+      <w:proofErr w:type="spellEnd"/>
+      <w:r>
+        <w:t xml:space="preserve"> is updated with a </w:t>
+      </w:r>
+      <w:proofErr w:type="spellStart"/>
+      <w:r>
+        <w:t>return_date</w:t>
+      </w:r>
+      <w:proofErr w:type="spellEnd"/>
+      <w:r>
+        <w:t xml:space="preserve">, book’s </w:t>
+      </w:r>
+      <w:proofErr w:type="spellStart"/>
+      <w:r>
+        <w:t>available_quantity</w:t>
+      </w:r>
+      <w:proofErr w:type="spellEnd"/>
+      <w:r>
+        <w:t xml:space="preserve"> increases by 1, and the book disappears from the active borrows list.</w:t>
       </w:r>
       <w:r>
         <w:br/>
@@ -649,7 +992,7 @@
     </w:p>
     <w:p>
       <w:pPr>
-        <w:pStyle w:val="Heading4"/>
+        <w:pStyle w:val="Balk4"/>
       </w:pPr>
       <w:r>
         <w:t>TC7 – Admin Adds a New Book</w:t>
@@ -691,7 +1034,7 @@
     </w:p>
     <w:p>
       <w:pPr>
-        <w:pStyle w:val="Heading2"/>
+        <w:pStyle w:val="Balk2"/>
       </w:pPr>
       <w:r>
         <w:lastRenderedPageBreak/>
@@ -721,7 +1064,7 @@
     </w:p>
     <w:p>
       <w:pPr>
-        <w:pStyle w:val="Heading2"/>
+        <w:pStyle w:val="Balk2"/>
       </w:pPr>
       <w:r>
         <w:t>5. QA Schedule and Deliverables</w:t>
@@ -756,13 +1099,18 @@
     <w:p/>
     <w:p>
       <w:pPr>
-        <w:pStyle w:val="Heading2"/>
+        <w:pStyle w:val="Balk2"/>
       </w:pPr>
       <w:r>
         <w:t xml:space="preserve">6. </w:t>
       </w:r>
-      <w:r>
-        <w:t>Contrabituon Matrix</w:t>
+      <w:proofErr w:type="spellStart"/>
+      <w:r>
+        <w:t>Contrabituon</w:t>
+      </w:r>
+      <w:proofErr w:type="spellEnd"/>
+      <w:r>
+        <w:t xml:space="preserve"> Matrix</w:t>
       </w:r>
     </w:p>
     <w:p/>
@@ -808,14 +1156,34 @@
                 <w:lang w:val="tr-TR"/>
               </w:rPr>
             </w:pPr>
+            <w:proofErr w:type="spellStart"/>
             <w:r>
               <w:rPr>
                 <w:b/>
                 <w:bCs/>
                 <w:lang w:val="tr-TR"/>
               </w:rPr>
-              <w:t>Task Matrix</w:t>
+              <w:t>Task</w:t>
             </w:r>
+            <w:proofErr w:type="spellEnd"/>
+            <w:r>
+              <w:rPr>
+                <w:b/>
+                <w:bCs/>
+                <w:lang w:val="tr-TR"/>
+              </w:rPr>
+              <w:t xml:space="preserve"> </w:t>
+            </w:r>
+            <w:proofErr w:type="spellStart"/>
+            <w:r>
+              <w:rPr>
+                <w:b/>
+                <w:bCs/>
+                <w:lang w:val="tr-TR"/>
+              </w:rPr>
+              <w:t>Matrix</w:t>
+            </w:r>
+            <w:proofErr w:type="spellEnd"/>
           </w:p>
         </w:tc>
         <w:tc>
@@ -959,8 +1327,18 @@
                 <w:bCs/>
                 <w:lang w:val="tr-TR"/>
               </w:rPr>
-              <w:t>1. QA Strategy</w:t>
+              <w:t xml:space="preserve">1. QA </w:t>
             </w:r>
+            <w:proofErr w:type="spellStart"/>
+            <w:r>
+              <w:rPr>
+                <w:b/>
+                <w:bCs/>
+                <w:lang w:val="tr-TR"/>
+              </w:rPr>
+              <w:t>Strategy</w:t>
+            </w:r>
+            <w:proofErr w:type="spellEnd"/>
           </w:p>
         </w:tc>
         <w:tc>
@@ -1100,8 +1478,44 @@
               <w:rPr>
                 <w:lang w:val="tr-TR"/>
               </w:rPr>
-              <w:t>1.1 Testing Levels &amp; Approach</w:t>
+              <w:t xml:space="preserve">1.1 </w:t>
             </w:r>
+            <w:proofErr w:type="spellStart"/>
+            <w:r>
+              <w:rPr>
+                <w:lang w:val="tr-TR"/>
+              </w:rPr>
+              <w:t>Testing</w:t>
+            </w:r>
+            <w:proofErr w:type="spellEnd"/>
+            <w:r>
+              <w:rPr>
+                <w:lang w:val="tr-TR"/>
+              </w:rPr>
+              <w:t xml:space="preserve"> </w:t>
+            </w:r>
+            <w:proofErr w:type="spellStart"/>
+            <w:r>
+              <w:rPr>
+                <w:lang w:val="tr-TR"/>
+              </w:rPr>
+              <w:t>Levels</w:t>
+            </w:r>
+            <w:proofErr w:type="spellEnd"/>
+            <w:r>
+              <w:rPr>
+                <w:lang w:val="tr-TR"/>
+              </w:rPr>
+              <w:t xml:space="preserve"> &amp; </w:t>
+            </w:r>
+            <w:proofErr w:type="spellStart"/>
+            <w:r>
+              <w:rPr>
+                <w:lang w:val="tr-TR"/>
+              </w:rPr>
+              <w:t>Approach</w:t>
+            </w:r>
+            <w:proofErr w:type="spellEnd"/>
           </w:p>
         </w:tc>
         <w:tc>
@@ -1227,8 +1641,16 @@
               <w:rPr>
                 <w:lang w:val="tr-TR"/>
               </w:rPr>
-              <w:t>1.2 Test Types</w:t>
+              <w:t xml:space="preserve">1.2 Test </w:t>
             </w:r>
+            <w:proofErr w:type="spellStart"/>
+            <w:r>
+              <w:rPr>
+                <w:lang w:val="tr-TR"/>
+              </w:rPr>
+              <w:t>Types</w:t>
+            </w:r>
+            <w:proofErr w:type="spellEnd"/>
           </w:p>
         </w:tc>
         <w:tc>
@@ -1354,8 +1776,16 @@
               <w:rPr>
                 <w:lang w:val="tr-TR"/>
               </w:rPr>
-              <w:t>1.3 Responsibilities</w:t>
+              <w:t xml:space="preserve">1.3 </w:t>
             </w:r>
+            <w:proofErr w:type="spellStart"/>
+            <w:r>
+              <w:rPr>
+                <w:lang w:val="tr-TR"/>
+              </w:rPr>
+              <w:t>Responsibilities</w:t>
+            </w:r>
+            <w:proofErr w:type="spellEnd"/>
           </w:p>
         </w:tc>
         <w:tc>
@@ -1484,8 +1914,54 @@
                 <w:lang w:val="tr-TR"/>
               </w:rPr>
               <w:lastRenderedPageBreak/>
-              <w:t>2. Quality Factors &amp; Metrics</w:t>
+              <w:t xml:space="preserve">2. </w:t>
             </w:r>
+            <w:proofErr w:type="spellStart"/>
+            <w:r>
+              <w:rPr>
+                <w:b/>
+                <w:bCs/>
+                <w:lang w:val="tr-TR"/>
+              </w:rPr>
+              <w:t>Quality</w:t>
+            </w:r>
+            <w:proofErr w:type="spellEnd"/>
+            <w:r>
+              <w:rPr>
+                <w:b/>
+                <w:bCs/>
+                <w:lang w:val="tr-TR"/>
+              </w:rPr>
+              <w:t xml:space="preserve"> </w:t>
+            </w:r>
+            <w:proofErr w:type="spellStart"/>
+            <w:r>
+              <w:rPr>
+                <w:b/>
+                <w:bCs/>
+                <w:lang w:val="tr-TR"/>
+              </w:rPr>
+              <w:t>Factors</w:t>
+            </w:r>
+            <w:proofErr w:type="spellEnd"/>
+            <w:r>
+              <w:rPr>
+                <w:b/>
+                <w:bCs/>
+                <w:lang w:val="tr-TR"/>
+              </w:rPr>
+              <w:t xml:space="preserve"> &amp; </w:t>
+            </w:r>
+            <w:proofErr w:type="spellStart"/>
+            <w:r>
+              <w:rPr>
+                <w:b/>
+                <w:bCs/>
+                <w:lang w:val="tr-TR"/>
+              </w:rPr>
+              <w:t>Metrics</w:t>
+            </w:r>
+            <w:proofErr w:type="spellEnd"/>
           </w:p>
         </w:tc>
         <w:tc>
@@ -1867,7 +2343,35 @@
               <w:rPr>
                 <w:lang w:val="tr-TR"/>
               </w:rPr>
-              <w:t>3.2 Test Cases (TC1 - TC8)</w:t>
+              <w:t xml:space="preserve">3.2 Test </w:t>
+            </w:r>
+            <w:proofErr w:type="spellStart"/>
+            <w:r>
+              <w:rPr>
+                <w:lang w:val="tr-TR"/>
+              </w:rPr>
+              <w:t>Cases</w:t>
+            </w:r>
+            <w:proofErr w:type="spellEnd"/>
+            <w:r>
+              <w:rPr>
+                <w:lang w:val="tr-TR"/>
+              </w:rPr>
+              <w:t xml:space="preserve"> (TC</w:t>
+            </w:r>
+            <w:proofErr w:type="gramStart"/>
+            <w:r>
+              <w:rPr>
+                <w:lang w:val="tr-TR"/>
+              </w:rPr>
+              <w:t>1 -</w:t>
+            </w:r>
+            <w:proofErr w:type="gramEnd"/>
+            <w:r>
+              <w:rPr>
+                <w:lang w:val="tr-TR"/>
+              </w:rPr>
+              <w:t xml:space="preserve"> TC8)</w:t>
             </w:r>
           </w:p>
         </w:tc>
@@ -2012,7 +2516,43 @@
                 <w:bCs/>
                 <w:lang w:val="tr-TR"/>
               </w:rPr>
-              <w:t>4. Defect &amp; Issue Management</w:t>
+              <w:t xml:space="preserve">4. </w:t>
+            </w:r>
+            <w:proofErr w:type="spellStart"/>
+            <w:r>
+              <w:rPr>
+                <w:b/>
+                <w:bCs/>
+                <w:lang w:val="tr-TR"/>
+              </w:rPr>
+              <w:t>Defect</w:t>
+            </w:r>
+            <w:proofErr w:type="spellEnd"/>
+            <w:r>
+              <w:rPr>
+                <w:b/>
+                <w:bCs/>
+                <w:lang w:val="tr-TR"/>
+              </w:rPr>
+              <w:t xml:space="preserve"> &amp; </w:t>
+            </w:r>
+            <w:proofErr w:type="spellStart"/>
+            <w:r>
+              <w:rPr>
+                <w:b/>
+                <w:bCs/>
+                <w:lang w:val="tr-TR"/>
+              </w:rPr>
+              <w:t>Issue</w:t>
+            </w:r>
+            <w:proofErr w:type="spellEnd"/>
+            <w:r>
+              <w:rPr>
+                <w:b/>
+                <w:bCs/>
+                <w:lang w:val="tr-TR"/>
+              </w:rPr>
+              <w:t xml:space="preserve"> Management</w:t>
             </w:r>
           </w:p>
         </w:tc>
@@ -2135,8 +2675,18 @@
                 <w:bCs/>
                 <w:lang w:val="tr-TR"/>
               </w:rPr>
-              <w:t>5. QA Schedule &amp; Deliverables</w:t>
+              <w:t xml:space="preserve">5. QA Schedule &amp; </w:t>
             </w:r>
+            <w:proofErr w:type="spellStart"/>
+            <w:r>
+              <w:rPr>
+                <w:b/>
+                <w:bCs/>
+                <w:lang w:val="tr-TR"/>
+              </w:rPr>
+              <w:t>Deliverables</w:t>
+            </w:r>
+            <w:proofErr w:type="spellEnd"/>
           </w:p>
         </w:tc>
         <w:tc>
@@ -2264,8 +2814,36 @@
                 <w:bCs/>
                 <w:lang w:val="tr-TR"/>
               </w:rPr>
-              <w:t>Final Review &amp; Formatting</w:t>
+              <w:t xml:space="preserve">Final </w:t>
             </w:r>
+            <w:proofErr w:type="spellStart"/>
+            <w:r>
+              <w:rPr>
+                <w:b/>
+                <w:bCs/>
+                <w:lang w:val="tr-TR"/>
+              </w:rPr>
+              <w:t>Review</w:t>
+            </w:r>
+            <w:proofErr w:type="spellEnd"/>
+            <w:r>
+              <w:rPr>
+                <w:b/>
+                <w:bCs/>
+                <w:lang w:val="tr-TR"/>
+              </w:rPr>
+              <w:t xml:space="preserve"> &amp; </w:t>
+            </w:r>
+            <w:proofErr w:type="spellStart"/>
+            <w:r>
+              <w:rPr>
+                <w:b/>
+                <w:bCs/>
+                <w:lang w:val="tr-TR"/>
+              </w:rPr>
+              <w:t>Formatting</w:t>
+            </w:r>
+            <w:proofErr w:type="spellEnd"/>
           </w:p>
         </w:tc>
         <w:tc>
@@ -2444,7 +3022,7 @@
     <w:lvl w:ilvl="0">
       <w:start w:val="1"/>
       <w:numFmt w:val="decimal"/>
-      <w:pStyle w:val="ListNumber3"/>
+      <w:pStyle w:val="ListeNumaras3"/>
       <w:lvlText w:val="%1."/>
       <w:lvlJc w:val="left"/>
       <w:pPr>
@@ -2462,7 +3040,7 @@
     <w:lvl w:ilvl="0">
       <w:start w:val="1"/>
       <w:numFmt w:val="decimal"/>
-      <w:pStyle w:val="ListNumber2"/>
+      <w:pStyle w:val="ListeNumaras2"/>
       <w:lvlText w:val="%1."/>
       <w:lvlJc w:val="left"/>
       <w:pPr>
@@ -2500,7 +3078,7 @@
     <w:lvl w:ilvl="0">
       <w:start w:val="1"/>
       <w:numFmt w:val="bullet"/>
-      <w:pStyle w:val="ListBullet3"/>
+      <w:pStyle w:val="ListeMaddemi3"/>
       <w:lvlText w:val=""/>
       <w:lvlJc w:val="left"/>
       <w:pPr>
@@ -2521,7 +3099,7 @@
     <w:lvl w:ilvl="0">
       <w:start w:val="1"/>
       <w:numFmt w:val="bullet"/>
-      <w:pStyle w:val="ListBullet2"/>
+      <w:pStyle w:val="ListeMaddemi2"/>
       <w:lvlText w:val=""/>
       <w:lvlJc w:val="left"/>
       <w:pPr>
@@ -2542,7 +3120,7 @@
     <w:lvl w:ilvl="0">
       <w:start w:val="1"/>
       <w:numFmt w:val="decimal"/>
-      <w:pStyle w:val="ListNumber"/>
+      <w:pStyle w:val="ListeNumaras"/>
       <w:lvlText w:val="%1."/>
       <w:lvlJc w:val="left"/>
       <w:pPr>
@@ -2560,7 +3138,7 @@
     <w:lvl w:ilvl="0">
       <w:start w:val="1"/>
       <w:numFmt w:val="bullet"/>
-      <w:pStyle w:val="ListBullet"/>
+      <w:pStyle w:val="ListeMaddemi"/>
       <w:lvlText w:val=""/>
       <w:lvlJc w:val="left"/>
       <w:pPr>
@@ -2995,11 +3573,11 @@
     <w:qFormat/>
     <w:rsid w:val="00FC693F"/>
   </w:style>
-  <w:style w:type="paragraph" w:styleId="Heading1">
+  <w:style w:type="paragraph" w:styleId="Balk1">
     <w:name w:val="heading 1"/>
     <w:basedOn w:val="Normal"/>
     <w:next w:val="Normal"/>
-    <w:link w:val="Heading1Char"/>
+    <w:link w:val="Balk1Char"/>
     <w:uiPriority w:val="9"/>
     <w:qFormat/>
     <w:rsid w:val="00FC693F"/>
@@ -3018,11 +3596,11 @@
       <w:szCs w:val="28"/>
     </w:rPr>
   </w:style>
-  <w:style w:type="paragraph" w:styleId="Heading2">
+  <w:style w:type="paragraph" w:styleId="Balk2">
     <w:name w:val="heading 2"/>
     <w:basedOn w:val="Normal"/>
     <w:next w:val="Normal"/>
-    <w:link w:val="Heading2Char"/>
+    <w:link w:val="Balk2Char"/>
     <w:uiPriority w:val="9"/>
     <w:unhideWhenUsed/>
     <w:qFormat/>
@@ -3042,11 +3620,11 @@
       <w:szCs w:val="26"/>
     </w:rPr>
   </w:style>
-  <w:style w:type="paragraph" w:styleId="Heading3">
+  <w:style w:type="paragraph" w:styleId="Balk3">
     <w:name w:val="heading 3"/>
     <w:basedOn w:val="Normal"/>
     <w:next w:val="Normal"/>
-    <w:link w:val="Heading3Char"/>
+    <w:link w:val="Balk3Char"/>
     <w:uiPriority w:val="9"/>
     <w:unhideWhenUsed/>
     <w:qFormat/>
@@ -3064,11 +3642,11 @@
       <w:color w:val="4F81BD" w:themeColor="accent1"/>
     </w:rPr>
   </w:style>
-  <w:style w:type="paragraph" w:styleId="Heading4">
+  <w:style w:type="paragraph" w:styleId="Balk4">
     <w:name w:val="heading 4"/>
     <w:basedOn w:val="Normal"/>
     <w:next w:val="Normal"/>
-    <w:link w:val="Heading4Char"/>
+    <w:link w:val="Balk4Char"/>
     <w:uiPriority w:val="9"/>
     <w:semiHidden/>
     <w:unhideWhenUsed/>
@@ -3089,11 +3667,11 @@
       <w:color w:val="4F81BD" w:themeColor="accent1"/>
     </w:rPr>
   </w:style>
-  <w:style w:type="paragraph" w:styleId="Heading5">
+  <w:style w:type="paragraph" w:styleId="Balk5">
     <w:name w:val="heading 5"/>
     <w:basedOn w:val="Normal"/>
     <w:next w:val="Normal"/>
-    <w:link w:val="Heading5Char"/>
+    <w:link w:val="Balk5Char"/>
     <w:uiPriority w:val="9"/>
     <w:semiHidden/>
     <w:unhideWhenUsed/>
@@ -3110,11 +3688,11 @@
       <w:color w:val="243F60" w:themeColor="accent1" w:themeShade="7F"/>
     </w:rPr>
   </w:style>
-  <w:style w:type="paragraph" w:styleId="Heading6">
+  <w:style w:type="paragraph" w:styleId="Balk6">
     <w:name w:val="heading 6"/>
     <w:basedOn w:val="Normal"/>
     <w:next w:val="Normal"/>
-    <w:link w:val="Heading6Char"/>
+    <w:link w:val="Balk6Char"/>
     <w:uiPriority w:val="9"/>
     <w:semiHidden/>
     <w:unhideWhenUsed/>
@@ -3133,11 +3711,11 @@
       <w:color w:val="243F60" w:themeColor="accent1" w:themeShade="7F"/>
     </w:rPr>
   </w:style>
-  <w:style w:type="paragraph" w:styleId="Heading7">
+  <w:style w:type="paragraph" w:styleId="Balk7">
     <w:name w:val="heading 7"/>
     <w:basedOn w:val="Normal"/>
     <w:next w:val="Normal"/>
-    <w:link w:val="Heading7Char"/>
+    <w:link w:val="Balk7Char"/>
     <w:uiPriority w:val="9"/>
     <w:semiHidden/>
     <w:unhideWhenUsed/>
@@ -3156,11 +3734,11 @@
       <w:color w:val="404040" w:themeColor="text1" w:themeTint="BF"/>
     </w:rPr>
   </w:style>
-  <w:style w:type="paragraph" w:styleId="Heading8">
+  <w:style w:type="paragraph" w:styleId="Balk8">
     <w:name w:val="heading 8"/>
     <w:basedOn w:val="Normal"/>
     <w:next w:val="Normal"/>
-    <w:link w:val="Heading8Char"/>
+    <w:link w:val="Balk8Char"/>
     <w:uiPriority w:val="9"/>
     <w:semiHidden/>
     <w:unhideWhenUsed/>
@@ -3179,11 +3757,11 @@
       <w:szCs w:val="20"/>
     </w:rPr>
   </w:style>
-  <w:style w:type="paragraph" w:styleId="Heading9">
+  <w:style w:type="paragraph" w:styleId="Balk9">
     <w:name w:val="heading 9"/>
     <w:basedOn w:val="Normal"/>
     <w:next w:val="Normal"/>
-    <w:link w:val="Heading9Char"/>
+    <w:link w:val="Balk9Char"/>
     <w:uiPriority w:val="9"/>
     <w:semiHidden/>
     <w:unhideWhenUsed/>
@@ -3204,12 +3782,13 @@
       <w:szCs w:val="20"/>
     </w:rPr>
   </w:style>
-  <w:style w:type="character" w:default="1" w:styleId="DefaultParagraphFont">
+  <w:style w:type="character" w:default="1" w:styleId="VarsaylanParagrafYazTipi">
     <w:name w:val="Default Paragraph Font"/>
     <w:uiPriority w:val="1"/>
+    <w:semiHidden/>
     <w:unhideWhenUsed/>
   </w:style>
-  <w:style w:type="table" w:default="1" w:styleId="TableNormal">
+  <w:style w:type="table" w:default="1" w:styleId="NormalTablo">
     <w:name w:val="Normal Table"/>
     <w:uiPriority w:val="99"/>
     <w:semiHidden/>
@@ -3224,16 +3803,16 @@
       </w:tblCellMar>
     </w:tblPr>
   </w:style>
-  <w:style w:type="numbering" w:default="1" w:styleId="NoList">
+  <w:style w:type="numbering" w:default="1" w:styleId="ListeYok">
     <w:name w:val="No List"/>
     <w:uiPriority w:val="99"/>
     <w:semiHidden/>
     <w:unhideWhenUsed/>
   </w:style>
-  <w:style w:type="paragraph" w:styleId="Header">
+  <w:style w:type="paragraph" w:styleId="stBilgi">
     <w:name w:val="header"/>
     <w:basedOn w:val="Normal"/>
-    <w:link w:val="HeaderChar"/>
+    <w:link w:val="stBilgiChar"/>
     <w:uiPriority w:val="99"/>
     <w:unhideWhenUsed/>
     <w:rsid w:val="00E618BF"/>
@@ -3245,17 +3824,17 @@
       <w:spacing w:after="0" w:line="240" w:lineRule="auto"/>
     </w:pPr>
   </w:style>
-  <w:style w:type="character" w:customStyle="1" w:styleId="HeaderChar">
-    <w:name w:val="Header Char"/>
-    <w:basedOn w:val="DefaultParagraphFont"/>
-    <w:link w:val="Header"/>
+  <w:style w:type="character" w:customStyle="1" w:styleId="stBilgiChar">
+    <w:name w:val="Üst Bilgi Char"/>
+    <w:basedOn w:val="VarsaylanParagrafYazTipi"/>
+    <w:link w:val="stBilgi"/>
     <w:uiPriority w:val="99"/>
     <w:rsid w:val="00E618BF"/>
   </w:style>
-  <w:style w:type="paragraph" w:styleId="Footer">
+  <w:style w:type="paragraph" w:styleId="AltBilgi">
     <w:name w:val="footer"/>
     <w:basedOn w:val="Normal"/>
-    <w:link w:val="FooterChar"/>
+    <w:link w:val="AltBilgiChar"/>
     <w:uiPriority w:val="99"/>
     <w:unhideWhenUsed/>
     <w:rsid w:val="00E618BF"/>
@@ -3267,14 +3846,14 @@
       <w:spacing w:after="0" w:line="240" w:lineRule="auto"/>
     </w:pPr>
   </w:style>
-  <w:style w:type="character" w:customStyle="1" w:styleId="FooterChar">
-    <w:name w:val="Footer Char"/>
-    <w:basedOn w:val="DefaultParagraphFont"/>
-    <w:link w:val="Footer"/>
+  <w:style w:type="character" w:customStyle="1" w:styleId="AltBilgiChar">
+    <w:name w:val="Alt Bilgi Char"/>
+    <w:basedOn w:val="VarsaylanParagrafYazTipi"/>
+    <w:link w:val="AltBilgi"/>
     <w:uiPriority w:val="99"/>
     <w:rsid w:val="00E618BF"/>
   </w:style>
-  <w:style w:type="paragraph" w:styleId="NoSpacing">
+  <w:style w:type="paragraph" w:styleId="AralkYok">
     <w:name w:val="No Spacing"/>
     <w:uiPriority w:val="1"/>
     <w:qFormat/>
@@ -3283,10 +3862,10 @@
       <w:spacing w:after="0" w:line="240" w:lineRule="auto"/>
     </w:pPr>
   </w:style>
-  <w:style w:type="character" w:customStyle="1" w:styleId="Heading1Char">
-    <w:name w:val="Heading 1 Char"/>
-    <w:basedOn w:val="DefaultParagraphFont"/>
-    <w:link w:val="Heading1"/>
+  <w:style w:type="character" w:customStyle="1" w:styleId="Balk1Char">
+    <w:name w:val="Başlık 1 Char"/>
+    <w:basedOn w:val="VarsaylanParagrafYazTipi"/>
+    <w:link w:val="Balk1"/>
     <w:uiPriority w:val="9"/>
     <w:rsid w:val="00FC693F"/>
     <w:rPr>
@@ -3298,10 +3877,10 @@
       <w:szCs w:val="28"/>
     </w:rPr>
   </w:style>
-  <w:style w:type="character" w:customStyle="1" w:styleId="Heading2Char">
-    <w:name w:val="Heading 2 Char"/>
-    <w:basedOn w:val="DefaultParagraphFont"/>
-    <w:link w:val="Heading2"/>
+  <w:style w:type="character" w:customStyle="1" w:styleId="Balk2Char">
+    <w:name w:val="Başlık 2 Char"/>
+    <w:basedOn w:val="VarsaylanParagrafYazTipi"/>
+    <w:link w:val="Balk2"/>
     <w:uiPriority w:val="9"/>
     <w:rsid w:val="00FC693F"/>
     <w:rPr>
@@ -3313,10 +3892,10 @@
       <w:szCs w:val="26"/>
     </w:rPr>
   </w:style>
-  <w:style w:type="character" w:customStyle="1" w:styleId="Heading3Char">
-    <w:name w:val="Heading 3 Char"/>
-    <w:basedOn w:val="DefaultParagraphFont"/>
-    <w:link w:val="Heading3"/>
+  <w:style w:type="character" w:customStyle="1" w:styleId="Balk3Char">
+    <w:name w:val="Başlık 3 Char"/>
+    <w:basedOn w:val="VarsaylanParagrafYazTipi"/>
+    <w:link w:val="Balk3"/>
     <w:uiPriority w:val="9"/>
     <w:rsid w:val="00FC693F"/>
     <w:rPr>
@@ -3326,11 +3905,11 @@
       <w:color w:val="4F81BD" w:themeColor="accent1"/>
     </w:rPr>
   </w:style>
-  <w:style w:type="paragraph" w:styleId="Title">
+  <w:style w:type="paragraph" w:styleId="KonuBal">
     <w:name w:val="Title"/>
     <w:basedOn w:val="Normal"/>
     <w:next w:val="Normal"/>
-    <w:link w:val="TitleChar"/>
+    <w:link w:val="KonuBalChar"/>
     <w:uiPriority w:val="10"/>
     <w:qFormat/>
     <w:rsid w:val="00FC693F"/>
@@ -3350,10 +3929,10 @@
       <w:szCs w:val="52"/>
     </w:rPr>
   </w:style>
-  <w:style w:type="character" w:customStyle="1" w:styleId="TitleChar">
-    <w:name w:val="Title Char"/>
-    <w:basedOn w:val="DefaultParagraphFont"/>
-    <w:link w:val="Title"/>
+  <w:style w:type="character" w:customStyle="1" w:styleId="KonuBalChar">
+    <w:name w:val="Konu Başlığı Char"/>
+    <w:basedOn w:val="VarsaylanParagrafYazTipi"/>
+    <w:link w:val="KonuBal"/>
     <w:uiPriority w:val="10"/>
     <w:rsid w:val="00FC693F"/>
     <w:rPr>
@@ -3365,11 +3944,11 @@
       <w:szCs w:val="52"/>
     </w:rPr>
   </w:style>
-  <w:style w:type="paragraph" w:styleId="Subtitle">
+  <w:style w:type="paragraph" w:styleId="Altyaz">
     <w:name w:val="Subtitle"/>
     <w:basedOn w:val="Normal"/>
     <w:next w:val="Normal"/>
-    <w:link w:val="SubtitleChar"/>
+    <w:link w:val="AltyazChar"/>
     <w:uiPriority w:val="11"/>
     <w:qFormat/>
     <w:rsid w:val="00FC693F"/>
@@ -3388,10 +3967,10 @@
       <w:szCs w:val="24"/>
     </w:rPr>
   </w:style>
-  <w:style w:type="character" w:customStyle="1" w:styleId="SubtitleChar">
-    <w:name w:val="Subtitle Char"/>
-    <w:basedOn w:val="DefaultParagraphFont"/>
-    <w:link w:val="Subtitle"/>
+  <w:style w:type="character" w:customStyle="1" w:styleId="AltyazChar">
+    <w:name w:val="Altyazı Char"/>
+    <w:basedOn w:val="VarsaylanParagrafYazTipi"/>
+    <w:link w:val="Altyaz"/>
     <w:uiPriority w:val="11"/>
     <w:rsid w:val="00FC693F"/>
     <w:rPr>
@@ -3404,7 +3983,7 @@
       <w:szCs w:val="24"/>
     </w:rPr>
   </w:style>
-  <w:style w:type="paragraph" w:styleId="ListParagraph">
+  <w:style w:type="paragraph" w:styleId="ListeParagraf">
     <w:name w:val="List Paragraph"/>
     <w:basedOn w:val="Normal"/>
     <w:uiPriority w:val="34"/>
@@ -3415,10 +3994,10 @@
       <w:contextualSpacing/>
     </w:pPr>
   </w:style>
-  <w:style w:type="paragraph" w:styleId="BodyText">
+  <w:style w:type="paragraph" w:styleId="GvdeMetni">
     <w:name w:val="Body Text"/>
     <w:basedOn w:val="Normal"/>
-    <w:link w:val="BodyTextChar"/>
+    <w:link w:val="GvdeMetniChar"/>
     <w:uiPriority w:val="99"/>
     <w:unhideWhenUsed/>
     <w:rsid w:val="00AA1D8D"/>
@@ -3426,17 +4005,17 @@
       <w:spacing w:after="120"/>
     </w:pPr>
   </w:style>
-  <w:style w:type="character" w:customStyle="1" w:styleId="BodyTextChar">
-    <w:name w:val="Body Text Char"/>
-    <w:basedOn w:val="DefaultParagraphFont"/>
-    <w:link w:val="BodyText"/>
+  <w:style w:type="character" w:customStyle="1" w:styleId="GvdeMetniChar">
+    <w:name w:val="Gövde Metni Char"/>
+    <w:basedOn w:val="VarsaylanParagrafYazTipi"/>
+    <w:link w:val="GvdeMetni"/>
     <w:uiPriority w:val="99"/>
     <w:rsid w:val="00AA1D8D"/>
   </w:style>
-  <w:style w:type="paragraph" w:styleId="BodyText2">
+  <w:style w:type="paragraph" w:styleId="GvdeMetni2">
     <w:name w:val="Body Text 2"/>
     <w:basedOn w:val="Normal"/>
-    <w:link w:val="BodyText2Char"/>
+    <w:link w:val="GvdeMetni2Char"/>
     <w:uiPriority w:val="99"/>
     <w:unhideWhenUsed/>
     <w:rsid w:val="00AA1D8D"/>
@@ -3444,17 +4023,17 @@
       <w:spacing w:after="120" w:line="480" w:lineRule="auto"/>
     </w:pPr>
   </w:style>
-  <w:style w:type="character" w:customStyle="1" w:styleId="BodyText2Char">
-    <w:name w:val="Body Text 2 Char"/>
-    <w:basedOn w:val="DefaultParagraphFont"/>
-    <w:link w:val="BodyText2"/>
+  <w:style w:type="character" w:customStyle="1" w:styleId="GvdeMetni2Char">
+    <w:name w:val="Gövde Metni 2 Char"/>
+    <w:basedOn w:val="VarsaylanParagrafYazTipi"/>
+    <w:link w:val="GvdeMetni2"/>
     <w:uiPriority w:val="99"/>
     <w:rsid w:val="00AA1D8D"/>
   </w:style>
-  <w:style w:type="paragraph" w:styleId="BodyText3">
+  <w:style w:type="paragraph" w:styleId="GvdeMetni3">
     <w:name w:val="Body Text 3"/>
     <w:basedOn w:val="Normal"/>
-    <w:link w:val="BodyText3Char"/>
+    <w:link w:val="GvdeMetni3Char"/>
     <w:uiPriority w:val="99"/>
     <w:unhideWhenUsed/>
     <w:rsid w:val="00AA1D8D"/>
@@ -3466,10 +4045,10 @@
       <w:szCs w:val="16"/>
     </w:rPr>
   </w:style>
-  <w:style w:type="character" w:customStyle="1" w:styleId="BodyText3Char">
-    <w:name w:val="Body Text 3 Char"/>
-    <w:basedOn w:val="DefaultParagraphFont"/>
-    <w:link w:val="BodyText3"/>
+  <w:style w:type="character" w:customStyle="1" w:styleId="GvdeMetni3Char">
+    <w:name w:val="Gövde Metni 3 Char"/>
+    <w:basedOn w:val="VarsaylanParagrafYazTipi"/>
+    <w:link w:val="GvdeMetni3"/>
     <w:uiPriority w:val="99"/>
     <w:rsid w:val="00AA1D8D"/>
     <w:rPr>
@@ -3477,7 +4056,7 @@
       <w:szCs w:val="16"/>
     </w:rPr>
   </w:style>
-  <w:style w:type="paragraph" w:styleId="List">
+  <w:style w:type="paragraph" w:styleId="Liste">
     <w:name w:val="List"/>
     <w:basedOn w:val="Normal"/>
     <w:uiPriority w:val="99"/>
@@ -3488,7 +4067,7 @@
       <w:contextualSpacing/>
     </w:pPr>
   </w:style>
-  <w:style w:type="paragraph" w:styleId="List2">
+  <w:style w:type="paragraph" w:styleId="Liste2">
     <w:name w:val="List 2"/>
     <w:basedOn w:val="Normal"/>
     <w:uiPriority w:val="99"/>
@@ -3499,7 +4078,7 @@
       <w:contextualSpacing/>
     </w:pPr>
   </w:style>
-  <w:style w:type="paragraph" w:styleId="List3">
+  <w:style w:type="paragraph" w:styleId="Liste3">
     <w:name w:val="List 3"/>
     <w:basedOn w:val="Normal"/>
     <w:uiPriority w:val="99"/>
@@ -3510,7 +4089,7 @@
       <w:contextualSpacing/>
     </w:pPr>
   </w:style>
-  <w:style w:type="paragraph" w:styleId="ListBullet">
+  <w:style w:type="paragraph" w:styleId="ListeMaddemi">
     <w:name w:val="List Bullet"/>
     <w:basedOn w:val="Normal"/>
     <w:uiPriority w:val="99"/>
@@ -3523,7 +4102,7 @@
       <w:contextualSpacing/>
     </w:pPr>
   </w:style>
-  <w:style w:type="paragraph" w:styleId="ListBullet2">
+  <w:style w:type="paragraph" w:styleId="ListeMaddemi2">
     <w:name w:val="List Bullet 2"/>
     <w:basedOn w:val="Normal"/>
     <w:uiPriority w:val="99"/>
@@ -3536,7 +4115,7 @@
       <w:contextualSpacing/>
     </w:pPr>
   </w:style>
-  <w:style w:type="paragraph" w:styleId="ListBullet3">
+  <w:style w:type="paragraph" w:styleId="ListeMaddemi3">
     <w:name w:val="List Bullet 3"/>
     <w:basedOn w:val="Normal"/>
     <w:uiPriority w:val="99"/>
@@ -3549,7 +4128,7 @@
       <w:contextualSpacing/>
     </w:pPr>
   </w:style>
-  <w:style w:type="paragraph" w:styleId="ListNumber">
+  <w:style w:type="paragraph" w:styleId="ListeNumaras">
     <w:name w:val="List Number"/>
     <w:basedOn w:val="Normal"/>
     <w:uiPriority w:val="99"/>
@@ -3562,7 +4141,7 @@
       <w:contextualSpacing/>
     </w:pPr>
   </w:style>
-  <w:style w:type="paragraph" w:styleId="ListNumber2">
+  <w:style w:type="paragraph" w:styleId="ListeNumaras2">
     <w:name w:val="List Number 2"/>
     <w:basedOn w:val="Normal"/>
     <w:uiPriority w:val="99"/>
@@ -3575,7 +4154,7 @@
       <w:contextualSpacing/>
     </w:pPr>
   </w:style>
-  <w:style w:type="paragraph" w:styleId="ListNumber3">
+  <w:style w:type="paragraph" w:styleId="ListeNumaras3">
     <w:name w:val="List Number 3"/>
     <w:basedOn w:val="Normal"/>
     <w:uiPriority w:val="99"/>
@@ -3588,7 +4167,7 @@
       <w:contextualSpacing/>
     </w:pPr>
   </w:style>
-  <w:style w:type="paragraph" w:styleId="ListContinue">
+  <w:style w:type="paragraph" w:styleId="ListeDevam">
     <w:name w:val="List Continue"/>
     <w:basedOn w:val="Normal"/>
     <w:uiPriority w:val="99"/>
@@ -3600,7 +4179,7 @@
       <w:contextualSpacing/>
     </w:pPr>
   </w:style>
-  <w:style w:type="paragraph" w:styleId="ListContinue2">
+  <w:style w:type="paragraph" w:styleId="ListeDevam2">
     <w:name w:val="List Continue 2"/>
     <w:basedOn w:val="Normal"/>
     <w:uiPriority w:val="99"/>
@@ -3612,7 +4191,7 @@
       <w:contextualSpacing/>
     </w:pPr>
   </w:style>
-  <w:style w:type="paragraph" w:styleId="ListContinue3">
+  <w:style w:type="paragraph" w:styleId="ListeDevam3">
     <w:name w:val="List Continue 3"/>
     <w:basedOn w:val="Normal"/>
     <w:uiPriority w:val="99"/>
@@ -3624,9 +4203,9 @@
       <w:contextualSpacing/>
     </w:pPr>
   </w:style>
-  <w:style w:type="paragraph" w:styleId="MacroText">
+  <w:style w:type="paragraph" w:styleId="MakroMetni">
     <w:name w:val="macro"/>
-    <w:link w:val="MacroTextChar"/>
+    <w:link w:val="MakroMetniChar"/>
     <w:uiPriority w:val="99"/>
     <w:unhideWhenUsed/>
     <w:rsid w:val="0029639D"/>
@@ -3647,10 +4226,10 @@
       <w:szCs w:val="20"/>
     </w:rPr>
   </w:style>
-  <w:style w:type="character" w:customStyle="1" w:styleId="MacroTextChar">
-    <w:name w:val="Macro Text Char"/>
-    <w:basedOn w:val="DefaultParagraphFont"/>
-    <w:link w:val="MacroText"/>
+  <w:style w:type="character" w:customStyle="1" w:styleId="MakroMetniChar">
+    <w:name w:val="Makro Metni Char"/>
+    <w:basedOn w:val="VarsaylanParagrafYazTipi"/>
+    <w:link w:val="MakroMetni"/>
     <w:uiPriority w:val="99"/>
     <w:rsid w:val="0029639D"/>
     <w:rPr>
@@ -3659,11 +4238,11 @@
       <w:szCs w:val="20"/>
     </w:rPr>
   </w:style>
-  <w:style w:type="paragraph" w:styleId="Quote">
+  <w:style w:type="paragraph" w:styleId="Alnt">
     <w:name w:val="Quote"/>
     <w:basedOn w:val="Normal"/>
     <w:next w:val="Normal"/>
-    <w:link w:val="QuoteChar"/>
+    <w:link w:val="AlntChar"/>
     <w:uiPriority w:val="29"/>
     <w:qFormat/>
     <w:rsid w:val="00FC693F"/>
@@ -3673,10 +4252,10 @@
       <w:color w:val="000000" w:themeColor="text1"/>
     </w:rPr>
   </w:style>
-  <w:style w:type="character" w:customStyle="1" w:styleId="QuoteChar">
-    <w:name w:val="Quote Char"/>
-    <w:basedOn w:val="DefaultParagraphFont"/>
-    <w:link w:val="Quote"/>
+  <w:style w:type="character" w:customStyle="1" w:styleId="AlntChar">
+    <w:name w:val="Alıntı Char"/>
+    <w:basedOn w:val="VarsaylanParagrafYazTipi"/>
+    <w:link w:val="Alnt"/>
     <w:uiPriority w:val="29"/>
     <w:rsid w:val="00FC693F"/>
     <w:rPr>
@@ -3685,10 +4264,10 @@
       <w:color w:val="000000" w:themeColor="text1"/>
     </w:rPr>
   </w:style>
-  <w:style w:type="character" w:customStyle="1" w:styleId="Heading4Char">
-    <w:name w:val="Heading 4 Char"/>
-    <w:basedOn w:val="DefaultParagraphFont"/>
-    <w:link w:val="Heading4"/>
+  <w:style w:type="character" w:customStyle="1" w:styleId="Balk4Char">
+    <w:name w:val="Başlık 4 Char"/>
+    <w:basedOn w:val="VarsaylanParagrafYazTipi"/>
+    <w:link w:val="Balk4"/>
     <w:uiPriority w:val="9"/>
     <w:semiHidden/>
     <w:rsid w:val="00FC693F"/>
@@ -3701,10 +4280,10 @@
       <w:color w:val="4F81BD" w:themeColor="accent1"/>
     </w:rPr>
   </w:style>
-  <w:style w:type="character" w:customStyle="1" w:styleId="Heading5Char">
-    <w:name w:val="Heading 5 Char"/>
-    <w:basedOn w:val="DefaultParagraphFont"/>
-    <w:link w:val="Heading5"/>
+  <w:style w:type="character" w:customStyle="1" w:styleId="Balk5Char">
+    <w:name w:val="Başlık 5 Char"/>
+    <w:basedOn w:val="VarsaylanParagrafYazTipi"/>
+    <w:link w:val="Balk5"/>
     <w:uiPriority w:val="9"/>
     <w:semiHidden/>
     <w:rsid w:val="00FC693F"/>
@@ -3713,10 +4292,10 @@
       <w:color w:val="243F60" w:themeColor="accent1" w:themeShade="7F"/>
     </w:rPr>
   </w:style>
-  <w:style w:type="character" w:customStyle="1" w:styleId="Heading6Char">
-    <w:name w:val="Heading 6 Char"/>
-    <w:basedOn w:val="DefaultParagraphFont"/>
-    <w:link w:val="Heading6"/>
+  <w:style w:type="character" w:customStyle="1" w:styleId="Balk6Char">
+    <w:name w:val="Başlık 6 Char"/>
+    <w:basedOn w:val="VarsaylanParagrafYazTipi"/>
+    <w:link w:val="Balk6"/>
     <w:uiPriority w:val="9"/>
     <w:semiHidden/>
     <w:rsid w:val="00FC693F"/>
@@ -3727,10 +4306,10 @@
       <w:color w:val="243F60" w:themeColor="accent1" w:themeShade="7F"/>
     </w:rPr>
   </w:style>
-  <w:style w:type="character" w:customStyle="1" w:styleId="Heading7Char">
-    <w:name w:val="Heading 7 Char"/>
-    <w:basedOn w:val="DefaultParagraphFont"/>
-    <w:link w:val="Heading7"/>
+  <w:style w:type="character" w:customStyle="1" w:styleId="Balk7Char">
+    <w:name w:val="Başlık 7 Char"/>
+    <w:basedOn w:val="VarsaylanParagrafYazTipi"/>
+    <w:link w:val="Balk7"/>
     <w:uiPriority w:val="9"/>
     <w:semiHidden/>
     <w:rsid w:val="00FC693F"/>
@@ -3741,10 +4320,10 @@
       <w:color w:val="404040" w:themeColor="text1" w:themeTint="BF"/>
     </w:rPr>
   </w:style>
-  <w:style w:type="character" w:customStyle="1" w:styleId="Heading8Char">
-    <w:name w:val="Heading 8 Char"/>
-    <w:basedOn w:val="DefaultParagraphFont"/>
-    <w:link w:val="Heading8"/>
+  <w:style w:type="character" w:customStyle="1" w:styleId="Balk8Char">
+    <w:name w:val="Başlık 8 Char"/>
+    <w:basedOn w:val="VarsaylanParagrafYazTipi"/>
+    <w:link w:val="Balk8"/>
     <w:uiPriority w:val="9"/>
     <w:semiHidden/>
     <w:rsid w:val="00FC693F"/>
@@ -3755,10 +4334,10 @@
       <w:szCs w:val="20"/>
     </w:rPr>
   </w:style>
-  <w:style w:type="character" w:customStyle="1" w:styleId="Heading9Char">
-    <w:name w:val="Heading 9 Char"/>
-    <w:basedOn w:val="DefaultParagraphFont"/>
-    <w:link w:val="Heading9"/>
+  <w:style w:type="character" w:customStyle="1" w:styleId="Balk9Char">
+    <w:name w:val="Başlık 9 Char"/>
+    <w:basedOn w:val="VarsaylanParagrafYazTipi"/>
+    <w:link w:val="Balk9"/>
     <w:uiPriority w:val="9"/>
     <w:semiHidden/>
     <w:rsid w:val="00FC693F"/>
@@ -3771,7 +4350,7 @@
       <w:szCs w:val="20"/>
     </w:rPr>
   </w:style>
-  <w:style w:type="paragraph" w:styleId="Caption">
+  <w:style w:type="paragraph" w:styleId="ResimYazs">
     <w:name w:val="caption"/>
     <w:basedOn w:val="Normal"/>
     <w:next w:val="Normal"/>
@@ -3791,9 +4370,9 @@
       <w:szCs w:val="18"/>
     </w:rPr>
   </w:style>
-  <w:style w:type="character" w:styleId="Strong">
+  <w:style w:type="character" w:styleId="Gl">
     <w:name w:val="Strong"/>
-    <w:basedOn w:val="DefaultParagraphFont"/>
+    <w:basedOn w:val="VarsaylanParagrafYazTipi"/>
     <w:qFormat/>
     <w:rsid w:val="00FC693F"/>
     <w:rPr>
@@ -3801,9 +4380,9 @@
       <w:bCs/>
     </w:rPr>
   </w:style>
-  <w:style w:type="character" w:styleId="Emphasis">
+  <w:style w:type="character" w:styleId="Vurgu">
     <w:name w:val="Emphasis"/>
-    <w:basedOn w:val="DefaultParagraphFont"/>
+    <w:basedOn w:val="VarsaylanParagrafYazTipi"/>
     <w:uiPriority w:val="20"/>
     <w:qFormat/>
     <w:rsid w:val="00FC693F"/>
@@ -3812,11 +4391,11 @@
       <w:iCs/>
     </w:rPr>
   </w:style>
-  <w:style w:type="paragraph" w:styleId="IntenseQuote">
+  <w:style w:type="paragraph" w:styleId="GlAlnt">
     <w:name w:val="Intense Quote"/>
     <w:basedOn w:val="Normal"/>
     <w:next w:val="Normal"/>
-    <w:link w:val="IntenseQuoteChar"/>
+    <w:link w:val="GlAlntChar"/>
     <w:uiPriority w:val="30"/>
     <w:qFormat/>
     <w:rsid w:val="00FC693F"/>
@@ -3835,10 +4414,10 @@
       <w:color w:val="4F81BD" w:themeColor="accent1"/>
     </w:rPr>
   </w:style>
-  <w:style w:type="character" w:customStyle="1" w:styleId="IntenseQuoteChar">
-    <w:name w:val="Intense Quote Char"/>
-    <w:basedOn w:val="DefaultParagraphFont"/>
-    <w:link w:val="IntenseQuote"/>
+  <w:style w:type="character" w:customStyle="1" w:styleId="GlAlntChar">
+    <w:name w:val="Güçlü Alıntı Char"/>
+    <w:basedOn w:val="VarsaylanParagrafYazTipi"/>
+    <w:link w:val="GlAlnt"/>
     <w:uiPriority w:val="30"/>
     <w:rsid w:val="00FC693F"/>
     <w:rPr>
@@ -3849,9 +4428,9 @@
       <w:color w:val="4F81BD" w:themeColor="accent1"/>
     </w:rPr>
   </w:style>
-  <w:style w:type="character" w:styleId="SubtleEmphasis">
+  <w:style w:type="character" w:styleId="HafifVurgulama">
     <w:name w:val="Subtle Emphasis"/>
-    <w:basedOn w:val="DefaultParagraphFont"/>
+    <w:basedOn w:val="VarsaylanParagrafYazTipi"/>
     <w:uiPriority w:val="19"/>
     <w:qFormat/>
     <w:rsid w:val="00FC693F"/>
@@ -3861,9 +4440,9 @@
       <w:color w:val="808080" w:themeColor="text1" w:themeTint="7F"/>
     </w:rPr>
   </w:style>
-  <w:style w:type="character" w:styleId="IntenseEmphasis">
+  <w:style w:type="character" w:styleId="GlVurgulama">
     <w:name w:val="Intense Emphasis"/>
-    <w:basedOn w:val="DefaultParagraphFont"/>
+    <w:basedOn w:val="VarsaylanParagrafYazTipi"/>
     <w:uiPriority w:val="21"/>
     <w:qFormat/>
     <w:rsid w:val="00FC693F"/>
@@ -3875,9 +4454,9 @@
       <w:color w:val="4F81BD" w:themeColor="accent1"/>
     </w:rPr>
   </w:style>
-  <w:style w:type="character" w:styleId="SubtleReference">
+  <w:style w:type="character" w:styleId="HafifBavuru">
     <w:name w:val="Subtle Reference"/>
-    <w:basedOn w:val="DefaultParagraphFont"/>
+    <w:basedOn w:val="VarsaylanParagrafYazTipi"/>
     <w:uiPriority w:val="31"/>
     <w:qFormat/>
     <w:rsid w:val="00FC693F"/>
@@ -3887,9 +4466,9 @@
       <w:u w:val="single"/>
     </w:rPr>
   </w:style>
-  <w:style w:type="character" w:styleId="IntenseReference">
+  <w:style w:type="character" w:styleId="GlBavuru">
     <w:name w:val="Intense Reference"/>
-    <w:basedOn w:val="DefaultParagraphFont"/>
+    <w:basedOn w:val="VarsaylanParagrafYazTipi"/>
     <w:uiPriority w:val="32"/>
     <w:qFormat/>
     <w:rsid w:val="00FC693F"/>
@@ -3902,9 +4481,9 @@
       <w:u w:val="single"/>
     </w:rPr>
   </w:style>
-  <w:style w:type="character" w:styleId="BookTitle">
+  <w:style w:type="character" w:styleId="KitapBal">
     <w:name w:val="Book Title"/>
-    <w:basedOn w:val="DefaultParagraphFont"/>
+    <w:basedOn w:val="VarsaylanParagrafYazTipi"/>
     <w:uiPriority w:val="33"/>
     <w:qFormat/>
     <w:rsid w:val="00FC693F"/>
@@ -3915,9 +4494,9 @@
       <w:spacing w:val="5"/>
     </w:rPr>
   </w:style>
-  <w:style w:type="paragraph" w:styleId="TOCHeading">
+  <w:style w:type="paragraph" w:styleId="TBal">
     <w:name w:val="TOC Heading"/>
-    <w:basedOn w:val="Heading1"/>
+    <w:basedOn w:val="Balk1"/>
     <w:next w:val="Normal"/>
     <w:uiPriority w:val="39"/>
     <w:semiHidden/>
@@ -3928,9 +4507,9 @@
       <w:outlineLvl w:val="9"/>
     </w:pPr>
   </w:style>
-  <w:style w:type="table" w:styleId="TableGrid">
+  <w:style w:type="table" w:styleId="TabloKlavuzu">
     <w:name w:val="Table Grid"/>
-    <w:basedOn w:val="TableNormal"/>
+    <w:basedOn w:val="NormalTablo"/>
     <w:uiPriority w:val="59"/>
     <w:rsid w:val="00FC693F"/>
     <w:pPr>
@@ -3947,9 +4526,9 @@
       </w:tblBorders>
     </w:tblPr>
   </w:style>
-  <w:style w:type="table" w:styleId="LightShading">
+  <w:style w:type="table" w:styleId="AkGlgeleme">
     <w:name w:val="Light Shading"/>
-    <w:basedOn w:val="TableNormal"/>
+    <w:basedOn w:val="NormalTablo"/>
     <w:uiPriority w:val="60"/>
     <w:rsid w:val="00FC693F"/>
     <w:pPr>
@@ -4043,9 +4622,9 @@
       </w:tcPr>
     </w:tblStylePr>
   </w:style>
-  <w:style w:type="table" w:styleId="LightShading-Accent1">
+  <w:style w:type="table" w:styleId="AkGlgeleme-Vurgu1">
     <w:name w:val="Light Shading Accent 1"/>
-    <w:basedOn w:val="TableNormal"/>
+    <w:basedOn w:val="NormalTablo"/>
     <w:uiPriority w:val="60"/>
     <w:rsid w:val="00FC693F"/>
     <w:pPr>
@@ -4139,9 +4718,9 @@
       </w:tcPr>
     </w:tblStylePr>
   </w:style>
-  <w:style w:type="table" w:styleId="LightShading-Accent2">
+  <w:style w:type="table" w:styleId="AkGlgeleme-Vurgu2">
     <w:name w:val="Light Shading Accent 2"/>
-    <w:basedOn w:val="TableNormal"/>
+    <w:basedOn w:val="NormalTablo"/>
     <w:uiPriority w:val="60"/>
     <w:rsid w:val="00FC693F"/>
     <w:pPr>
@@ -4235,9 +4814,9 @@
       </w:tcPr>
     </w:tblStylePr>
   </w:style>
-  <w:style w:type="table" w:styleId="LightShading-Accent3">
+  <w:style w:type="table" w:styleId="AkGlgeleme-Vurgu3">
     <w:name w:val="Light Shading Accent 3"/>
-    <w:basedOn w:val="TableNormal"/>
+    <w:basedOn w:val="NormalTablo"/>
     <w:uiPriority w:val="60"/>
     <w:rsid w:val="00FC693F"/>
     <w:pPr>
@@ -4331,9 +4910,9 @@
       </w:tcPr>
     </w:tblStylePr>
   </w:style>
-  <w:style w:type="table" w:styleId="LightShading-Accent4">
+  <w:style w:type="table" w:styleId="AkGlgeleme-Vurgu4">
     <w:name w:val="Light Shading Accent 4"/>
-    <w:basedOn w:val="TableNormal"/>
+    <w:basedOn w:val="NormalTablo"/>
     <w:uiPriority w:val="60"/>
     <w:rsid w:val="00FC693F"/>
     <w:pPr>
@@ -4427,9 +5006,9 @@
       </w:tcPr>
     </w:tblStylePr>
   </w:style>
-  <w:style w:type="table" w:styleId="LightShading-Accent5">
+  <w:style w:type="table" w:styleId="AkGlgeleme-Vurgu5">
     <w:name w:val="Light Shading Accent 5"/>
-    <w:basedOn w:val="TableNormal"/>
+    <w:basedOn w:val="NormalTablo"/>
     <w:uiPriority w:val="60"/>
     <w:rsid w:val="00FC693F"/>
     <w:pPr>
@@ -4523,9 +5102,9 @@
       </w:tcPr>
     </w:tblStylePr>
   </w:style>
-  <w:style w:type="table" w:styleId="LightShading-Accent6">
+  <w:style w:type="table" w:styleId="AkGlgeleme-Vurgu6">
     <w:name w:val="Light Shading Accent 6"/>
-    <w:basedOn w:val="TableNormal"/>
+    <w:basedOn w:val="NormalTablo"/>
     <w:uiPriority w:val="60"/>
     <w:rsid w:val="00FC693F"/>
     <w:pPr>
@@ -4619,9 +5198,9 @@
       </w:tcPr>
     </w:tblStylePr>
   </w:style>
-  <w:style w:type="table" w:styleId="LightList">
+  <w:style w:type="table" w:styleId="AkListe">
     <w:name w:val="Light List"/>
-    <w:basedOn w:val="TableNormal"/>
+    <w:basedOn w:val="NormalTablo"/>
     <w:uiPriority w:val="61"/>
     <w:rsid w:val="00FC693F"/>
     <w:pPr>
@@ -4704,9 +5283,9 @@
       </w:tcPr>
     </w:tblStylePr>
   </w:style>
-  <w:style w:type="table" w:styleId="LightList-Accent1">
+  <w:style w:type="table" w:styleId="AkListe-Vurgu1">
     <w:name w:val="Light List Accent 1"/>
-    <w:basedOn w:val="TableNormal"/>
+    <w:basedOn w:val="NormalTablo"/>
     <w:uiPriority w:val="61"/>
     <w:rsid w:val="00FC693F"/>
     <w:pPr>
@@ -4789,9 +5368,9 @@
       </w:tcPr>
     </w:tblStylePr>
   </w:style>
-  <w:style w:type="table" w:styleId="LightList-Accent2">
+  <w:style w:type="table" w:styleId="AkListe-Vurgu2">
     <w:name w:val="Light List Accent 2"/>
-    <w:basedOn w:val="TableNormal"/>
+    <w:basedOn w:val="NormalTablo"/>
     <w:uiPriority w:val="61"/>
     <w:rsid w:val="00CB0664"/>
     <w:pPr>
@@ -4874,9 +5453,9 @@
       </w:tcPr>
     </w:tblStylePr>
   </w:style>
-  <w:style w:type="table" w:styleId="LightList-Accent3">
+  <w:style w:type="table" w:styleId="AkListe-Vurgu3">
     <w:name w:val="Light List Accent 3"/>
-    <w:basedOn w:val="TableNormal"/>
+    <w:basedOn w:val="NormalTablo"/>
     <w:uiPriority w:val="61"/>
     <w:rsid w:val="00CB0664"/>
     <w:pPr>
@@ -4959,9 +5538,9 @@
       </w:tcPr>
     </w:tblStylePr>
   </w:style>
-  <w:style w:type="table" w:styleId="LightList-Accent4">
+  <w:style w:type="table" w:styleId="AkListe-Vurgu4">
     <w:name w:val="Light List Accent 4"/>
-    <w:basedOn w:val="TableNormal"/>
+    <w:basedOn w:val="NormalTablo"/>
     <w:uiPriority w:val="61"/>
     <w:rsid w:val="00CB0664"/>
     <w:pPr>
@@ -5044,9 +5623,9 @@
       </w:tcPr>
     </w:tblStylePr>
   </w:style>
-  <w:style w:type="table" w:styleId="LightList-Accent5">
+  <w:style w:type="table" w:styleId="AkListe-Vurgu5">
     <w:name w:val="Light List Accent 5"/>
-    <w:basedOn w:val="TableNormal"/>
+    <w:basedOn w:val="NormalTablo"/>
     <w:uiPriority w:val="61"/>
     <w:rsid w:val="00CB0664"/>
     <w:pPr>
@@ -5129,9 +5708,9 @@
       </w:tcPr>
     </w:tblStylePr>
   </w:style>
-  <w:style w:type="table" w:styleId="LightList-Accent6">
+  <w:style w:type="table" w:styleId="AkListe-Vurgu6">
     <w:name w:val="Light List Accent 6"/>
-    <w:basedOn w:val="TableNormal"/>
+    <w:basedOn w:val="NormalTablo"/>
     <w:uiPriority w:val="61"/>
     <w:rsid w:val="00CB0664"/>
     <w:pPr>
@@ -5214,9 +5793,9 @@
       </w:tcPr>
     </w:tblStylePr>
   </w:style>
-  <w:style w:type="table" w:styleId="LightGrid">
+  <w:style w:type="table" w:styleId="AkKlavuz">
     <w:name w:val="Light Grid"/>
-    <w:basedOn w:val="TableNormal"/>
+    <w:basedOn w:val="NormalTablo"/>
     <w:uiPriority w:val="62"/>
     <w:rsid w:val="00CB0664"/>
     <w:pPr>
@@ -5337,9 +5916,9 @@
       </w:tcPr>
     </w:tblStylePr>
   </w:style>
-  <w:style w:type="table" w:styleId="LightGrid-Accent1">
+  <w:style w:type="table" w:styleId="AkKlavuz-Vurgu1">
     <w:name w:val="Light Grid Accent 1"/>
-    <w:basedOn w:val="TableNormal"/>
+    <w:basedOn w:val="NormalTablo"/>
     <w:uiPriority w:val="62"/>
     <w:rsid w:val="00CB0664"/>
     <w:pPr>
@@ -5460,9 +6039,9 @@
       </w:tcPr>
     </w:tblStylePr>
   </w:style>
-  <w:style w:type="table" w:styleId="LightGrid-Accent2">
+  <w:style w:type="table" w:styleId="AkKlavuz-Vurgu2">
     <w:name w:val="Light Grid Accent 2"/>
-    <w:basedOn w:val="TableNormal"/>
+    <w:basedOn w:val="NormalTablo"/>
     <w:uiPriority w:val="62"/>
     <w:rsid w:val="00CB0664"/>
     <w:pPr>
@@ -5583,9 +6162,9 @@
       </w:tcPr>
     </w:tblStylePr>
   </w:style>
-  <w:style w:type="table" w:styleId="LightGrid-Accent3">
+  <w:style w:type="table" w:styleId="AkKlavuz-Vurgu3">
     <w:name w:val="Light Grid Accent 3"/>
-    <w:basedOn w:val="TableNormal"/>
+    <w:basedOn w:val="NormalTablo"/>
     <w:uiPriority w:val="62"/>
     <w:rsid w:val="00CB0664"/>
     <w:pPr>
@@ -5706,9 +6285,9 @@
       </w:tcPr>
     </w:tblStylePr>
   </w:style>
-  <w:style w:type="table" w:styleId="LightGrid-Accent4">
+  <w:style w:type="table" w:styleId="AkKlavuz-Vurgu4">
     <w:name w:val="Light Grid Accent 4"/>
-    <w:basedOn w:val="TableNormal"/>
+    <w:basedOn w:val="NormalTablo"/>
     <w:uiPriority w:val="62"/>
     <w:rsid w:val="00CB0664"/>
     <w:pPr>
@@ -5829,9 +6408,9 @@
       </w:tcPr>
     </w:tblStylePr>
   </w:style>
-  <w:style w:type="table" w:styleId="LightGrid-Accent5">
+  <w:style w:type="table" w:styleId="AkKlavuz-Vurgu5">
     <w:name w:val="Light Grid Accent 5"/>
-    <w:basedOn w:val="TableNormal"/>
+    <w:basedOn w:val="NormalTablo"/>
     <w:uiPriority w:val="62"/>
     <w:rsid w:val="00CB0664"/>
     <w:pPr>
@@ -5952,9 +6531,9 @@
       </w:tcPr>
     </w:tblStylePr>
   </w:style>
-  <w:style w:type="table" w:styleId="LightGrid-Accent6">
+  <w:style w:type="table" w:styleId="AkKlavuz-Vurgu6">
     <w:name w:val="Light Grid Accent 6"/>
-    <w:basedOn w:val="TableNormal"/>
+    <w:basedOn w:val="NormalTablo"/>
     <w:uiPriority w:val="62"/>
     <w:rsid w:val="00CB0664"/>
     <w:pPr>
@@ -6075,9 +6654,9 @@
       </w:tcPr>
     </w:tblStylePr>
   </w:style>
-  <w:style w:type="table" w:styleId="MediumShading1">
+  <w:style w:type="table" w:styleId="OrtaGlgeleme1">
     <w:name w:val="Medium Shading 1"/>
-    <w:basedOn w:val="TableNormal"/>
+    <w:basedOn w:val="NormalTablo"/>
     <w:uiPriority w:val="63"/>
     <w:rsid w:val="00CB0664"/>
     <w:pPr>
@@ -6174,9 +6753,9 @@
       </w:tcPr>
     </w:tblStylePr>
   </w:style>
-  <w:style w:type="table" w:styleId="MediumShading1-Accent1">
+  <w:style w:type="table" w:styleId="OrtaGlgeleme1-Vurgu1">
     <w:name w:val="Medium Shading 1 Accent 1"/>
-    <w:basedOn w:val="TableNormal"/>
+    <w:basedOn w:val="NormalTablo"/>
     <w:uiPriority w:val="63"/>
     <w:rsid w:val="00CB0664"/>
     <w:pPr>
@@ -6273,9 +6852,9 @@
       </w:tcPr>
     </w:tblStylePr>
   </w:style>
-  <w:style w:type="table" w:styleId="MediumShading1-Accent2">
+  <w:style w:type="table" w:styleId="OrtaGlgeleme1-Vurgu2">
     <w:name w:val="Medium Shading 1 Accent 2"/>
-    <w:basedOn w:val="TableNormal"/>
+    <w:basedOn w:val="NormalTablo"/>
     <w:uiPriority w:val="63"/>
     <w:rsid w:val="00CB0664"/>
     <w:pPr>
@@ -6372,9 +6951,9 @@
       </w:tcPr>
     </w:tblStylePr>
   </w:style>
-  <w:style w:type="table" w:styleId="MediumShading1-Accent3">
+  <w:style w:type="table" w:styleId="OrtaGlgeleme1-Vurgu3">
     <w:name w:val="Medium Shading 1 Accent 3"/>
-    <w:basedOn w:val="TableNormal"/>
+    <w:basedOn w:val="NormalTablo"/>
     <w:uiPriority w:val="63"/>
     <w:rsid w:val="00CB0664"/>
     <w:pPr>
@@ -6471,9 +7050,9 @@
       </w:tcPr>
     </w:tblStylePr>
   </w:style>
-  <w:style w:type="table" w:styleId="MediumShading1-Accent4">
+  <w:style w:type="table" w:styleId="OrtaGlgeleme1-Vurgu4">
     <w:name w:val="Medium Shading 1 Accent 4"/>
-    <w:basedOn w:val="TableNormal"/>
+    <w:basedOn w:val="NormalTablo"/>
     <w:uiPriority w:val="63"/>
     <w:rsid w:val="00CB0664"/>
     <w:pPr>
@@ -6570,9 +7149,9 @@
       </w:tcPr>
     </w:tblStylePr>
   </w:style>
-  <w:style w:type="table" w:styleId="MediumShading1-Accent5">
+  <w:style w:type="table" w:styleId="OrtaGlgeleme1-Vurgu5">
     <w:name w:val="Medium Shading 1 Accent 5"/>
-    <w:basedOn w:val="TableNormal"/>
+    <w:basedOn w:val="NormalTablo"/>
     <w:uiPriority w:val="63"/>
     <w:rsid w:val="00CB0664"/>
     <w:pPr>
@@ -6669,9 +7248,9 @@
       </w:tcPr>
     </w:tblStylePr>
   </w:style>
-  <w:style w:type="table" w:styleId="MediumShading1-Accent6">
+  <w:style w:type="table" w:styleId="OrtaGlgeleme1-Vurgu6">
     <w:name w:val="Medium Shading 1 Accent 6"/>
-    <w:basedOn w:val="TableNormal"/>
+    <w:basedOn w:val="NormalTablo"/>
     <w:uiPriority w:val="63"/>
     <w:rsid w:val="00CB0664"/>
     <w:pPr>
@@ -6768,9 +7347,9 @@
       </w:tcPr>
     </w:tblStylePr>
   </w:style>
-  <w:style w:type="table" w:styleId="MediumShading2">
+  <w:style w:type="table" w:styleId="OrtaGlgeleme2">
     <w:name w:val="Medium Shading 2"/>
-    <w:basedOn w:val="TableNormal"/>
+    <w:basedOn w:val="NormalTablo"/>
     <w:uiPriority w:val="64"/>
     <w:rsid w:val="00CB0664"/>
     <w:pPr>
@@ -6910,9 +7489,9 @@
       </w:tcPr>
     </w:tblStylePr>
   </w:style>
-  <w:style w:type="table" w:styleId="MediumShading2-Accent1">
+  <w:style w:type="table" w:styleId="OrtaGlgeleme2-Vurgu1">
     <w:name w:val="Medium Shading 2 Accent 1"/>
-    <w:basedOn w:val="TableNormal"/>
+    <w:basedOn w:val="NormalTablo"/>
     <w:uiPriority w:val="64"/>
     <w:rsid w:val="00CB0664"/>
     <w:pPr>
@@ -7052,9 +7631,9 @@
       </w:tcPr>
     </w:tblStylePr>
   </w:style>
-  <w:style w:type="table" w:styleId="MediumShading2-Accent2">
+  <w:style w:type="table" w:styleId="OrtaGlgeleme2-Vurgu2">
     <w:name w:val="Medium Shading 2 Accent 2"/>
-    <w:basedOn w:val="TableNormal"/>
+    <w:basedOn w:val="NormalTablo"/>
     <w:uiPriority w:val="64"/>
     <w:rsid w:val="00CB0664"/>
     <w:pPr>
@@ -7194,9 +7773,9 @@
       </w:tcPr>
     </w:tblStylePr>
   </w:style>
-  <w:style w:type="table" w:styleId="MediumShading2-Accent3">
+  <w:style w:type="table" w:styleId="OrtaGlgeleme2-Vurgu3">
     <w:name w:val="Medium Shading 2 Accent 3"/>
-    <w:basedOn w:val="TableNormal"/>
+    <w:basedOn w:val="NormalTablo"/>
     <w:uiPriority w:val="64"/>
     <w:rsid w:val="00CB0664"/>
     <w:pPr>
@@ -7336,9 +7915,9 @@
       </w:tcPr>
     </w:tblStylePr>
   </w:style>
-  <w:style w:type="table" w:styleId="MediumShading2-Accent4">
+  <w:style w:type="table" w:styleId="OrtaGlgeleme2-Vurgu4">
     <w:name w:val="Medium Shading 2 Accent 4"/>
-    <w:basedOn w:val="TableNormal"/>
+    <w:basedOn w:val="NormalTablo"/>
     <w:uiPriority w:val="64"/>
     <w:rsid w:val="00CB0664"/>
     <w:pPr>
@@ -7478,9 +8057,9 @@
       </w:tcPr>
     </w:tblStylePr>
   </w:style>
-  <w:style w:type="table" w:styleId="MediumShading2-Accent5">
+  <w:style w:type="table" w:styleId="OrtaGlgeleme2-Vurgu5">
     <w:name w:val="Medium Shading 2 Accent 5"/>
-    <w:basedOn w:val="TableNormal"/>
+    <w:basedOn w:val="NormalTablo"/>
     <w:uiPriority w:val="64"/>
     <w:rsid w:val="00CB0664"/>
     <w:pPr>
@@ -7620,9 +8199,9 @@
       </w:tcPr>
     </w:tblStylePr>
   </w:style>
-  <w:style w:type="table" w:styleId="MediumShading2-Accent6">
+  <w:style w:type="table" w:styleId="OrtaGlgeleme2-Vurgu6">
     <w:name w:val="Medium Shading 2 Accent 6"/>
-    <w:basedOn w:val="TableNormal"/>
+    <w:basedOn w:val="NormalTablo"/>
     <w:uiPriority w:val="64"/>
     <w:rsid w:val="00CB0664"/>
     <w:pPr>
@@ -7762,9 +8341,9 @@
       </w:tcPr>
     </w:tblStylePr>
   </w:style>
-  <w:style w:type="table" w:styleId="MediumList1">
+  <w:style w:type="table" w:styleId="OrtaListe1">
     <w:name w:val="Medium List 1"/>
-    <w:basedOn w:val="TableNormal"/>
+    <w:basedOn w:val="NormalTablo"/>
     <w:uiPriority w:val="65"/>
     <w:rsid w:val="00CB0664"/>
     <w:pPr>
@@ -7839,9 +8418,9 @@
       </w:tcPr>
     </w:tblStylePr>
   </w:style>
-  <w:style w:type="table" w:styleId="MediumList1-Accent1">
+  <w:style w:type="table" w:styleId="OrtaListe1-Vurgu1">
     <w:name w:val="Medium List 1 Accent 1"/>
-    <w:basedOn w:val="TableNormal"/>
+    <w:basedOn w:val="NormalTablo"/>
     <w:uiPriority w:val="65"/>
     <w:rsid w:val="00CB0664"/>
     <w:pPr>
@@ -7916,9 +8495,9 @@
       </w:tcPr>
     </w:tblStylePr>
   </w:style>
-  <w:style w:type="table" w:styleId="MediumList1-Accent2">
+  <w:style w:type="table" w:styleId="OrtaListe1-Vurgu2">
     <w:name w:val="Medium List 1 Accent 2"/>
-    <w:basedOn w:val="TableNormal"/>
+    <w:basedOn w:val="NormalTablo"/>
     <w:uiPriority w:val="65"/>
     <w:rsid w:val="00CB0664"/>
     <w:pPr>
@@ -7993,9 +8572,9 @@
       </w:tcPr>
     </w:tblStylePr>
   </w:style>
-  <w:style w:type="table" w:styleId="MediumList1-Accent3">
+  <w:style w:type="table" w:styleId="OrtaListe1-Vurgu3">
     <w:name w:val="Medium List 1 Accent 3"/>
-    <w:basedOn w:val="TableNormal"/>
+    <w:basedOn w:val="NormalTablo"/>
     <w:uiPriority w:val="65"/>
     <w:rsid w:val="00CB0664"/>
     <w:pPr>
@@ -8070,9 +8649,9 @@
       </w:tcPr>
     </w:tblStylePr>
   </w:style>
-  <w:style w:type="table" w:styleId="MediumList1-Accent4">
+  <w:style w:type="table" w:styleId="OrtaListe1-Vurgu4">
     <w:name w:val="Medium List 1 Accent 4"/>
-    <w:basedOn w:val="TableNormal"/>
+    <w:basedOn w:val="NormalTablo"/>
     <w:uiPriority w:val="65"/>
     <w:rsid w:val="00CB0664"/>
     <w:pPr>
@@ -8147,9 +8726,9 @@
       </w:tcPr>
     </w:tblStylePr>
   </w:style>
-  <w:style w:type="table" w:styleId="MediumList1-Accent5">
+  <w:style w:type="table" w:styleId="OrtaListe1-Vurgu5">
     <w:name w:val="Medium List 1 Accent 5"/>
-    <w:basedOn w:val="TableNormal"/>
+    <w:basedOn w:val="NormalTablo"/>
     <w:uiPriority w:val="65"/>
     <w:rsid w:val="00CB0664"/>
     <w:pPr>
@@ -8224,9 +8803,9 @@
       </w:tcPr>
     </w:tblStylePr>
   </w:style>
-  <w:style w:type="table" w:styleId="MediumList1-Accent6">
+  <w:style w:type="table" w:styleId="OrtaListe1-Vurgu6">
     <w:name w:val="Medium List 1 Accent 6"/>
-    <w:basedOn w:val="TableNormal"/>
+    <w:basedOn w:val="NormalTablo"/>
     <w:uiPriority w:val="65"/>
     <w:rsid w:val="00CB0664"/>
     <w:pPr>
@@ -8301,9 +8880,9 @@
       </w:tcPr>
     </w:tblStylePr>
   </w:style>
-  <w:style w:type="table" w:styleId="MediumList2">
+  <w:style w:type="table" w:styleId="OrtaListe2">
     <w:name w:val="Medium List 2"/>
-    <w:basedOn w:val="TableNormal"/>
+    <w:basedOn w:val="NormalTablo"/>
     <w:uiPriority w:val="66"/>
     <w:rsid w:val="00CB0664"/>
     <w:pPr>
@@ -8422,9 +9001,9 @@
       </w:tcPr>
     </w:tblStylePr>
   </w:style>
-  <w:style w:type="table" w:styleId="MediumList2-Accent1">
+  <w:style w:type="table" w:styleId="OrtaList2-Vurgu1">
     <w:name w:val="Medium List 2 Accent 1"/>
-    <w:basedOn w:val="TableNormal"/>
+    <w:basedOn w:val="NormalTablo"/>
     <w:uiPriority w:val="66"/>
     <w:rsid w:val="00CB0664"/>
     <w:pPr>
@@ -8543,9 +9122,9 @@
       </w:tcPr>
     </w:tblStylePr>
   </w:style>
-  <w:style w:type="table" w:styleId="MediumList2-Accent2">
+  <w:style w:type="table" w:styleId="OrtaListe2-Vurgu2">
     <w:name w:val="Medium List 2 Accent 2"/>
-    <w:basedOn w:val="TableNormal"/>
+    <w:basedOn w:val="NormalTablo"/>
     <w:uiPriority w:val="66"/>
     <w:rsid w:val="00CB0664"/>
     <w:pPr>
@@ -8664,9 +9243,9 @@
       </w:tcPr>
     </w:tblStylePr>
   </w:style>
-  <w:style w:type="table" w:styleId="MediumList2-Accent3">
+  <w:style w:type="table" w:styleId="OrtaListe2-Vurgu3">
     <w:name w:val="Medium List 2 Accent 3"/>
-    <w:basedOn w:val="TableNormal"/>
+    <w:basedOn w:val="NormalTablo"/>
     <w:uiPriority w:val="66"/>
     <w:rsid w:val="00CB0664"/>
     <w:pPr>
@@ -8785,9 +9364,9 @@
       </w:tcPr>
     </w:tblStylePr>
   </w:style>
-  <w:style w:type="table" w:styleId="MediumList2-Accent4">
+  <w:style w:type="table" w:styleId="OrtaListe2-Vurgu4">
     <w:name w:val="Medium List 2 Accent 4"/>
-    <w:basedOn w:val="TableNormal"/>
+    <w:basedOn w:val="NormalTablo"/>
     <w:uiPriority w:val="66"/>
     <w:rsid w:val="00CB0664"/>
     <w:pPr>
@@ -8906,9 +9485,9 @@
       </w:tcPr>
     </w:tblStylePr>
   </w:style>
-  <w:style w:type="table" w:styleId="MediumList2-Accent5">
+  <w:style w:type="table" w:styleId="OrtaListe2-Vurgu5">
     <w:name w:val="Medium List 2 Accent 5"/>
-    <w:basedOn w:val="TableNormal"/>
+    <w:basedOn w:val="NormalTablo"/>
     <w:uiPriority w:val="66"/>
     <w:rsid w:val="00CB0664"/>
     <w:pPr>
@@ -9027,9 +9606,9 @@
       </w:tcPr>
     </w:tblStylePr>
   </w:style>
-  <w:style w:type="table" w:styleId="MediumList2-Accent6">
+  <w:style w:type="table" w:styleId="OrtaListe2-Vurgu6">
     <w:name w:val="Medium List 2 Accent 6"/>
-    <w:basedOn w:val="TableNormal"/>
+    <w:basedOn w:val="NormalTablo"/>
     <w:uiPriority w:val="66"/>
     <w:rsid w:val="00CB0664"/>
     <w:pPr>
@@ -9148,9 +9727,9 @@
       </w:tcPr>
     </w:tblStylePr>
   </w:style>
-  <w:style w:type="table" w:styleId="MediumGrid1">
+  <w:style w:type="table" w:styleId="OrtaKlavuz1">
     <w:name w:val="Medium Grid 1"/>
-    <w:basedOn w:val="TableNormal"/>
+    <w:basedOn w:val="NormalTablo"/>
     <w:uiPriority w:val="67"/>
     <w:rsid w:val="00CB0664"/>
     <w:pPr>
@@ -9214,9 +9793,9 @@
       </w:tcPr>
     </w:tblStylePr>
   </w:style>
-  <w:style w:type="table" w:styleId="MediumGrid1-Accent1">
+  <w:style w:type="table" w:styleId="OrtaKlavuz1-Vurgu1">
     <w:name w:val="Medium Grid 1 Accent 1"/>
-    <w:basedOn w:val="TableNormal"/>
+    <w:basedOn w:val="NormalTablo"/>
     <w:uiPriority w:val="67"/>
     <w:rsid w:val="00CB0664"/>
     <w:pPr>
@@ -9280,9 +9859,9 @@
       </w:tcPr>
     </w:tblStylePr>
   </w:style>
-  <w:style w:type="table" w:styleId="MediumGrid1-Accent2">
+  <w:style w:type="table" w:styleId="OrtaKlavuz1-Vurgu2">
     <w:name w:val="Medium Grid 1 Accent 2"/>
-    <w:basedOn w:val="TableNormal"/>
+    <w:basedOn w:val="NormalTablo"/>
     <w:uiPriority w:val="67"/>
     <w:rsid w:val="00CB0664"/>
     <w:pPr>
@@ -9346,9 +9925,9 @@
       </w:tcPr>
     </w:tblStylePr>
   </w:style>
-  <w:style w:type="table" w:styleId="MediumGrid1-Accent3">
+  <w:style w:type="table" w:styleId="OrtaKlavuz1-Vurgu3">
     <w:name w:val="Medium Grid 1 Accent 3"/>
-    <w:basedOn w:val="TableNormal"/>
+    <w:basedOn w:val="NormalTablo"/>
     <w:uiPriority w:val="67"/>
     <w:rsid w:val="00CB0664"/>
     <w:pPr>
@@ -9412,9 +9991,9 @@
       </w:tcPr>
     </w:tblStylePr>
   </w:style>
-  <w:style w:type="table" w:styleId="MediumGrid1-Accent4">
+  <w:style w:type="table" w:styleId="OrtaKlavuz1-Vurgu4">
     <w:name w:val="Medium Grid 1 Accent 4"/>
-    <w:basedOn w:val="TableNormal"/>
+    <w:basedOn w:val="NormalTablo"/>
     <w:uiPriority w:val="67"/>
     <w:rsid w:val="00CB0664"/>
     <w:pPr>
@@ -9478,9 +10057,9 @@
       </w:tcPr>
     </w:tblStylePr>
   </w:style>
-  <w:style w:type="table" w:styleId="MediumGrid1-Accent5">
+  <w:style w:type="table" w:styleId="OrtaKlavuz1-Vurgu5">
     <w:name w:val="Medium Grid 1 Accent 5"/>
-    <w:basedOn w:val="TableNormal"/>
+    <w:basedOn w:val="NormalTablo"/>
     <w:uiPriority w:val="67"/>
     <w:rsid w:val="00CB0664"/>
     <w:pPr>
@@ -9544,9 +10123,9 @@
       </w:tcPr>
     </w:tblStylePr>
   </w:style>
-  <w:style w:type="table" w:styleId="MediumGrid1-Accent6">
+  <w:style w:type="table" w:styleId="OrtaKlavuz1-Vurgu6">
     <w:name w:val="Medium Grid 1 Accent 6"/>
-    <w:basedOn w:val="TableNormal"/>
+    <w:basedOn w:val="NormalTablo"/>
     <w:uiPriority w:val="67"/>
     <w:rsid w:val="00CB0664"/>
     <w:pPr>
@@ -9610,9 +10189,9 @@
       </w:tcPr>
     </w:tblStylePr>
   </w:style>
-  <w:style w:type="table" w:styleId="MediumGrid2">
+  <w:style w:type="table" w:styleId="OrtaKlavuz2">
     <w:name w:val="Medium Grid 2"/>
-    <w:basedOn w:val="TableNormal"/>
+    <w:basedOn w:val="NormalTablo"/>
     <w:uiPriority w:val="68"/>
     <w:rsid w:val="00CB0664"/>
     <w:pPr>
@@ -9728,9 +10307,9 @@
       </w:tcPr>
     </w:tblStylePr>
   </w:style>
-  <w:style w:type="table" w:styleId="MediumGrid2-Accent1">
+  <w:style w:type="table" w:styleId="OrtaKlavuz2-Vurgu1">
     <w:name w:val="Medium Grid 2 Accent 1"/>
-    <w:basedOn w:val="TableNormal"/>
+    <w:basedOn w:val="NormalTablo"/>
     <w:uiPriority w:val="68"/>
     <w:rsid w:val="00CB0664"/>
     <w:pPr>
@@ -9846,9 +10425,9 @@
       </w:tcPr>
     </w:tblStylePr>
   </w:style>
-  <w:style w:type="table" w:styleId="MediumGrid2-Accent2">
+  <w:style w:type="table" w:styleId="OrtaKlavuz2-Vurgu2">
     <w:name w:val="Medium Grid 2 Accent 2"/>
-    <w:basedOn w:val="TableNormal"/>
+    <w:basedOn w:val="NormalTablo"/>
     <w:uiPriority w:val="68"/>
     <w:rsid w:val="00CB0664"/>
     <w:pPr>
@@ -9964,9 +10543,9 @@
       </w:tcPr>
     </w:tblStylePr>
   </w:style>
-  <w:style w:type="table" w:styleId="MediumGrid2-Accent3">
+  <w:style w:type="table" w:styleId="OrtaKlavuz2-Vurgu3">
     <w:name w:val="Medium Grid 2 Accent 3"/>
-    <w:basedOn w:val="TableNormal"/>
+    <w:basedOn w:val="NormalTablo"/>
     <w:uiPriority w:val="68"/>
     <w:rsid w:val="00CB0664"/>
     <w:pPr>
@@ -10082,9 +10661,9 @@
       </w:tcPr>
     </w:tblStylePr>
   </w:style>
-  <w:style w:type="table" w:styleId="MediumGrid2-Accent4">
+  <w:style w:type="table" w:styleId="OrtaKlavuz2-Vurgu4">
     <w:name w:val="Medium Grid 2 Accent 4"/>
-    <w:basedOn w:val="TableNormal"/>
+    <w:basedOn w:val="NormalTablo"/>
     <w:uiPriority w:val="68"/>
     <w:rsid w:val="00CB0664"/>
     <w:pPr>
@@ -10200,9 +10779,9 @@
       </w:tcPr>
     </w:tblStylePr>
   </w:style>
-  <w:style w:type="table" w:styleId="MediumGrid2-Accent5">
+  <w:style w:type="table" w:styleId="OrtaKlavuz2-Vurgu5">
     <w:name w:val="Medium Grid 2 Accent 5"/>
-    <w:basedOn w:val="TableNormal"/>
+    <w:basedOn w:val="NormalTablo"/>
     <w:uiPriority w:val="68"/>
     <w:rsid w:val="00CB0664"/>
     <w:pPr>
@@ -10318,9 +10897,9 @@
       </w:tcPr>
     </w:tblStylePr>
   </w:style>
-  <w:style w:type="table" w:styleId="MediumGrid2-Accent6">
+  <w:style w:type="table" w:styleId="OrtaKlavuz2-Vurgu6">
     <w:name w:val="Medium Grid 2 Accent 6"/>
-    <w:basedOn w:val="TableNormal"/>
+    <w:basedOn w:val="NormalTablo"/>
     <w:uiPriority w:val="68"/>
     <w:rsid w:val="00CB0664"/>
     <w:pPr>
@@ -10436,9 +11015,9 @@
       </w:tcPr>
     </w:tblStylePr>
   </w:style>
-  <w:style w:type="table" w:styleId="MediumGrid3">
+  <w:style w:type="table" w:styleId="OrtaKlavuz3">
     <w:name w:val="Medium Grid 3"/>
-    <w:basedOn w:val="TableNormal"/>
+    <w:basedOn w:val="NormalTablo"/>
     <w:uiPriority w:val="69"/>
     <w:rsid w:val="00CB0664"/>
     <w:pPr>
@@ -10570,9 +11149,9 @@
       </w:tcPr>
     </w:tblStylePr>
   </w:style>
-  <w:style w:type="table" w:styleId="MediumGrid3-Accent1">
+  <w:style w:type="table" w:styleId="OrtaKlavuz3-Vurgu1">
     <w:name w:val="Medium Grid 3 Accent 1"/>
-    <w:basedOn w:val="TableNormal"/>
+    <w:basedOn w:val="NormalTablo"/>
     <w:uiPriority w:val="69"/>
     <w:rsid w:val="00CB0664"/>
     <w:pPr>
@@ -10704,9 +11283,9 @@
       </w:tcPr>
     </w:tblStylePr>
   </w:style>
-  <w:style w:type="table" w:styleId="MediumGrid3-Accent2">
+  <w:style w:type="table" w:styleId="OrtaKlavuz3-Vurgu2">
     <w:name w:val="Medium Grid 3 Accent 2"/>
-    <w:basedOn w:val="TableNormal"/>
+    <w:basedOn w:val="NormalTablo"/>
     <w:uiPriority w:val="69"/>
     <w:rsid w:val="00CB0664"/>
     <w:pPr>
@@ -10838,9 +11417,9 @@
       </w:tcPr>
     </w:tblStylePr>
   </w:style>
-  <w:style w:type="table" w:styleId="MediumGrid3-Accent3">
+  <w:style w:type="table" w:styleId="OrtaKlavuz3-Vurgu3">
     <w:name w:val="Medium Grid 3 Accent 3"/>
-    <w:basedOn w:val="TableNormal"/>
+    <w:basedOn w:val="NormalTablo"/>
     <w:uiPriority w:val="69"/>
     <w:rsid w:val="00CB0664"/>
     <w:pPr>
@@ -10972,9 +11551,9 @@
       </w:tcPr>
     </w:tblStylePr>
   </w:style>
-  <w:style w:type="table" w:styleId="MediumGrid3-Accent4">
+  <w:style w:type="table" w:styleId="OrtaKlavuz3-Vurgu4">
     <w:name w:val="Medium Grid 3 Accent 4"/>
-    <w:basedOn w:val="TableNormal"/>
+    <w:basedOn w:val="NormalTablo"/>
     <w:uiPriority w:val="69"/>
     <w:rsid w:val="00CB0664"/>
     <w:pPr>
@@ -11106,9 +11685,9 @@
       </w:tcPr>
     </w:tblStylePr>
   </w:style>
-  <w:style w:type="table" w:styleId="MediumGrid3-Accent5">
+  <w:style w:type="table" w:styleId="OrtaKlavuz3-Vurgu5">
     <w:name w:val="Medium Grid 3 Accent 5"/>
-    <w:basedOn w:val="TableNormal"/>
+    <w:basedOn w:val="NormalTablo"/>
     <w:uiPriority w:val="69"/>
     <w:rsid w:val="00CB0664"/>
     <w:pPr>
@@ -11240,9 +11819,9 @@
       </w:tcPr>
     </w:tblStylePr>
   </w:style>
-  <w:style w:type="table" w:styleId="MediumGrid3-Accent6">
+  <w:style w:type="table" w:styleId="OrtaKlavuz3-Vurgu6">
     <w:name w:val="Medium Grid 3 Accent 6"/>
-    <w:basedOn w:val="TableNormal"/>
+    <w:basedOn w:val="NormalTablo"/>
     <w:uiPriority w:val="69"/>
     <w:rsid w:val="00CB0664"/>
     <w:pPr>
@@ -11374,9 +11953,9 @@
       </w:tcPr>
     </w:tblStylePr>
   </w:style>
-  <w:style w:type="table" w:styleId="DarkList">
+  <w:style w:type="table" w:styleId="KoyuListe">
     <w:name w:val="Dark List"/>
-    <w:basedOn w:val="TableNormal"/>
+    <w:basedOn w:val="NormalTablo"/>
     <w:uiPriority w:val="70"/>
     <w:rsid w:val="00CB0664"/>
     <w:pPr>
@@ -11481,9 +12060,9 @@
       </w:tcPr>
     </w:tblStylePr>
   </w:style>
-  <w:style w:type="table" w:styleId="DarkList-Accent1">
+  <w:style w:type="table" w:styleId="KoyuListe-Vurgu1">
     <w:name w:val="Dark List Accent 1"/>
-    <w:basedOn w:val="TableNormal"/>
+    <w:basedOn w:val="NormalTablo"/>
     <w:uiPriority w:val="70"/>
     <w:rsid w:val="00CB0664"/>
     <w:pPr>
@@ -11588,9 +12167,9 @@
       </w:tcPr>
     </w:tblStylePr>
   </w:style>
-  <w:style w:type="table" w:styleId="DarkList-Accent2">
+  <w:style w:type="table" w:styleId="KoyuListe-Vurgu2">
     <w:name w:val="Dark List Accent 2"/>
-    <w:basedOn w:val="TableNormal"/>
+    <w:basedOn w:val="NormalTablo"/>
     <w:uiPriority w:val="70"/>
     <w:rsid w:val="00CB0664"/>
     <w:pPr>
@@ -11695,9 +12274,9 @@
       </w:tcPr>
     </w:tblStylePr>
   </w:style>
-  <w:style w:type="table" w:styleId="DarkList-Accent3">
+  <w:style w:type="table" w:styleId="KoyuListe-Vurgu3">
     <w:name w:val="Dark List Accent 3"/>
-    <w:basedOn w:val="TableNormal"/>
+    <w:basedOn w:val="NormalTablo"/>
     <w:uiPriority w:val="70"/>
     <w:rsid w:val="00CB0664"/>
     <w:pPr>
@@ -11802,9 +12381,9 @@
       </w:tcPr>
     </w:tblStylePr>
   </w:style>
-  <w:style w:type="table" w:styleId="DarkList-Accent4">
+  <w:style w:type="table" w:styleId="KoyuListe-Vurgu4">
     <w:name w:val="Dark List Accent 4"/>
-    <w:basedOn w:val="TableNormal"/>
+    <w:basedOn w:val="NormalTablo"/>
     <w:uiPriority w:val="70"/>
     <w:rsid w:val="00CB0664"/>
     <w:pPr>
@@ -11909,9 +12488,9 @@
       </w:tcPr>
     </w:tblStylePr>
   </w:style>
-  <w:style w:type="table" w:styleId="DarkList-Accent5">
+  <w:style w:type="table" w:styleId="KoyuListe-Vurgu5">
     <w:name w:val="Dark List Accent 5"/>
-    <w:basedOn w:val="TableNormal"/>
+    <w:basedOn w:val="NormalTablo"/>
     <w:uiPriority w:val="70"/>
     <w:rsid w:val="00CB0664"/>
     <w:pPr>
@@ -12016,9 +12595,9 @@
       </w:tcPr>
     </w:tblStylePr>
   </w:style>
-  <w:style w:type="table" w:styleId="DarkList-Accent6">
+  <w:style w:type="table" w:styleId="KoyuListe-Vurgu6">
     <w:name w:val="Dark List Accent 6"/>
-    <w:basedOn w:val="TableNormal"/>
+    <w:basedOn w:val="NormalTablo"/>
     <w:uiPriority w:val="70"/>
     <w:rsid w:val="00CB0664"/>
     <w:pPr>
@@ -12123,9 +12702,9 @@
       </w:tcPr>
     </w:tblStylePr>
   </w:style>
-  <w:style w:type="table" w:styleId="ColorfulShading">
+  <w:style w:type="table" w:styleId="RenkliGlgeleme">
     <w:name w:val="Colorful Shading"/>
-    <w:basedOn w:val="TableNormal"/>
+    <w:basedOn w:val="NormalTablo"/>
     <w:uiPriority w:val="71"/>
     <w:rsid w:val="00CB0664"/>
     <w:pPr>
@@ -12238,9 +12817,9 @@
       </w:rPr>
     </w:tblStylePr>
   </w:style>
-  <w:style w:type="table" w:styleId="ColorfulShading-Accent1">
+  <w:style w:type="table" w:styleId="RenkliGlgeleme-Vurgu1">
     <w:name w:val="Colorful Shading Accent 1"/>
-    <w:basedOn w:val="TableNormal"/>
+    <w:basedOn w:val="NormalTablo"/>
     <w:uiPriority w:val="71"/>
     <w:rsid w:val="00CB0664"/>
     <w:pPr>
@@ -12353,9 +12932,9 @@
       </w:rPr>
     </w:tblStylePr>
   </w:style>
-  <w:style w:type="table" w:styleId="ColorfulShading-Accent2">
+  <w:style w:type="table" w:styleId="RenkliGlgeleme-Vurgu2">
     <w:name w:val="Colorful Shading Accent 2"/>
-    <w:basedOn w:val="TableNormal"/>
+    <w:basedOn w:val="NormalTablo"/>
     <w:uiPriority w:val="71"/>
     <w:rsid w:val="00CB0664"/>
     <w:pPr>
@@ -12468,9 +13047,9 @@
       </w:rPr>
     </w:tblStylePr>
   </w:style>
-  <w:style w:type="table" w:styleId="ColorfulShading-Accent3">
+  <w:style w:type="table" w:styleId="RenkliGlgeleme-Vurgu3">
     <w:name w:val="Colorful Shading Accent 3"/>
-    <w:basedOn w:val="TableNormal"/>
+    <w:basedOn w:val="NormalTablo"/>
     <w:uiPriority w:val="71"/>
     <w:rsid w:val="00CB0664"/>
     <w:pPr>
@@ -12573,9 +13152,9 @@
       </w:tcPr>
     </w:tblStylePr>
   </w:style>
-  <w:style w:type="table" w:styleId="ColorfulShading-Accent4">
+  <w:style w:type="table" w:styleId="RenkliGlgeleme-Vurgu4">
     <w:name w:val="Colorful Shading Accent 4"/>
-    <w:basedOn w:val="TableNormal"/>
+    <w:basedOn w:val="NormalTablo"/>
     <w:uiPriority w:val="71"/>
     <w:rsid w:val="00CB0664"/>
     <w:pPr>
@@ -12688,9 +13267,9 @@
       </w:rPr>
     </w:tblStylePr>
   </w:style>
-  <w:style w:type="table" w:styleId="ColorfulShading-Accent5">
+  <w:style w:type="table" w:styleId="RenkliGlgeleme-Vurgu5">
     <w:name w:val="Colorful Shading Accent 5"/>
-    <w:basedOn w:val="TableNormal"/>
+    <w:basedOn w:val="NormalTablo"/>
     <w:uiPriority w:val="71"/>
     <w:rsid w:val="00CB0664"/>
     <w:pPr>
@@ -12803,9 +13382,9 @@
       </w:rPr>
     </w:tblStylePr>
   </w:style>
-  <w:style w:type="table" w:styleId="ColorfulShading-Accent6">
+  <w:style w:type="table" w:styleId="RenkliGlgeleme-Vurgu6">
     <w:name w:val="Colorful Shading Accent 6"/>
-    <w:basedOn w:val="TableNormal"/>
+    <w:basedOn w:val="NormalTablo"/>
     <w:uiPriority w:val="71"/>
     <w:rsid w:val="00CB0664"/>
     <w:pPr>
@@ -12918,9 +13497,9 @@
       </w:rPr>
     </w:tblStylePr>
   </w:style>
-  <w:style w:type="table" w:styleId="ColorfulList">
+  <w:style w:type="table" w:styleId="RenkliListe">
     <w:name w:val="Colorful List"/>
-    <w:basedOn w:val="TableNormal"/>
+    <w:basedOn w:val="NormalTablo"/>
     <w:uiPriority w:val="72"/>
     <w:rsid w:val="00CB0664"/>
     <w:pPr>
@@ -12997,9 +13576,9 @@
       </w:tcPr>
     </w:tblStylePr>
   </w:style>
-  <w:style w:type="table" w:styleId="ColorfulList-Accent1">
+  <w:style w:type="table" w:styleId="RenkliListe-Vurgu1">
     <w:name w:val="Colorful List Accent 1"/>
-    <w:basedOn w:val="TableNormal"/>
+    <w:basedOn w:val="NormalTablo"/>
     <w:uiPriority w:val="72"/>
     <w:rsid w:val="00CB0664"/>
     <w:pPr>
@@ -13076,9 +13655,9 @@
       </w:tcPr>
     </w:tblStylePr>
   </w:style>
-  <w:style w:type="table" w:styleId="ColorfulList-Accent2">
+  <w:style w:type="table" w:styleId="RenkliListe-Vurgu2">
     <w:name w:val="Colorful List Accent 2"/>
-    <w:basedOn w:val="TableNormal"/>
+    <w:basedOn w:val="NormalTablo"/>
     <w:uiPriority w:val="72"/>
     <w:rsid w:val="00CB0664"/>
     <w:pPr>
@@ -13155,9 +13734,9 @@
       </w:tcPr>
     </w:tblStylePr>
   </w:style>
-  <w:style w:type="table" w:styleId="ColorfulList-Accent3">
+  <w:style w:type="table" w:styleId="RenkliListe-Vurgu3">
     <w:name w:val="Colorful List Accent 3"/>
-    <w:basedOn w:val="TableNormal"/>
+    <w:basedOn w:val="NormalTablo"/>
     <w:uiPriority w:val="72"/>
     <w:rsid w:val="00CB0664"/>
     <w:pPr>
@@ -13234,9 +13813,9 @@
       </w:tcPr>
     </w:tblStylePr>
   </w:style>
-  <w:style w:type="table" w:styleId="ColorfulList-Accent4">
+  <w:style w:type="table" w:styleId="RenkliListe-Vurgu4">
     <w:name w:val="Colorful List Accent 4"/>
-    <w:basedOn w:val="TableNormal"/>
+    <w:basedOn w:val="NormalTablo"/>
     <w:uiPriority w:val="72"/>
     <w:rsid w:val="00CB0664"/>
     <w:pPr>
@@ -13313,9 +13892,9 @@
       </w:tcPr>
     </w:tblStylePr>
   </w:style>
-  <w:style w:type="table" w:styleId="ColorfulList-Accent5">
+  <w:style w:type="table" w:styleId="RenkliListe-Vurgu5">
     <w:name w:val="Colorful List Accent 5"/>
-    <w:basedOn w:val="TableNormal"/>
+    <w:basedOn w:val="NormalTablo"/>
     <w:uiPriority w:val="72"/>
     <w:rsid w:val="00CB0664"/>
     <w:pPr>
@@ -13392,9 +13971,9 @@
       </w:tcPr>
     </w:tblStylePr>
   </w:style>
-  <w:style w:type="table" w:styleId="ColorfulList-Accent6">
+  <w:style w:type="table" w:styleId="RenkliListe-Vurgu6">
     <w:name w:val="Colorful List Accent 6"/>
-    <w:basedOn w:val="TableNormal"/>
+    <w:basedOn w:val="NormalTablo"/>
     <w:uiPriority w:val="72"/>
     <w:rsid w:val="00CB0664"/>
     <w:pPr>
@@ -13471,9 +14050,9 @@
       </w:tcPr>
     </w:tblStylePr>
   </w:style>
-  <w:style w:type="table" w:styleId="ColorfulGrid">
+  <w:style w:type="table" w:styleId="RenkliKlavuz">
     <w:name w:val="Colorful Grid"/>
-    <w:basedOn w:val="TableNormal"/>
+    <w:basedOn w:val="NormalTablo"/>
     <w:uiPriority w:val="73"/>
     <w:rsid w:val="00CB0664"/>
     <w:pPr>
@@ -13544,9 +14123,9 @@
       </w:tcPr>
     </w:tblStylePr>
   </w:style>
-  <w:style w:type="table" w:styleId="ColorfulGrid-Accent1">
+  <w:style w:type="table" w:styleId="RenkliKlavuz-Vurgu1">
     <w:name w:val="Colorful Grid Accent 1"/>
-    <w:basedOn w:val="TableNormal"/>
+    <w:basedOn w:val="NormalTablo"/>
     <w:uiPriority w:val="73"/>
     <w:rsid w:val="00CB0664"/>
     <w:pPr>
@@ -13617,9 +14196,9 @@
       </w:tcPr>
     </w:tblStylePr>
   </w:style>
-  <w:style w:type="table" w:styleId="ColorfulGrid-Accent2">
+  <w:style w:type="table" w:styleId="RenkliKlavuz-Vurgu2">
     <w:name w:val="Colorful Grid Accent 2"/>
-    <w:basedOn w:val="TableNormal"/>
+    <w:basedOn w:val="NormalTablo"/>
     <w:uiPriority w:val="73"/>
     <w:rsid w:val="00CB0664"/>
     <w:pPr>
@@ -13690,9 +14269,9 @@
       </w:tcPr>
     </w:tblStylePr>
   </w:style>
-  <w:style w:type="table" w:styleId="ColorfulGrid-Accent3">
+  <w:style w:type="table" w:styleId="RenkliKlavuz-Vurgu3">
     <w:name w:val="Colorful Grid Accent 3"/>
-    <w:basedOn w:val="TableNormal"/>
+    <w:basedOn w:val="NormalTablo"/>
     <w:uiPriority w:val="73"/>
     <w:rsid w:val="00CB0664"/>
     <w:pPr>
@@ -13763,9 +14342,9 @@
       </w:tcPr>
     </w:tblStylePr>
   </w:style>
-  <w:style w:type="table" w:styleId="ColorfulGrid-Accent4">
+  <w:style w:type="table" w:styleId="RenkliKlavuz-Vurgu4">
     <w:name w:val="Colorful Grid Accent 4"/>
-    <w:basedOn w:val="TableNormal"/>
+    <w:basedOn w:val="NormalTablo"/>
     <w:uiPriority w:val="73"/>
     <w:rsid w:val="00CB0664"/>
     <w:pPr>
@@ -13836,9 +14415,9 @@
       </w:tcPr>
     </w:tblStylePr>
   </w:style>
-  <w:style w:type="table" w:styleId="ColorfulGrid-Accent5">
+  <w:style w:type="table" w:styleId="RenkliKlavuz-Vurgu5">
     <w:name w:val="Colorful Grid Accent 5"/>
-    <w:basedOn w:val="TableNormal"/>
+    <w:basedOn w:val="NormalTablo"/>
     <w:uiPriority w:val="73"/>
     <w:rsid w:val="00CB0664"/>
     <w:pPr>
@@ -13909,9 +14488,9 @@
       </w:tcPr>
     </w:tblStylePr>
   </w:style>
-  <w:style w:type="table" w:styleId="ColorfulGrid-Accent6">
+  <w:style w:type="table" w:styleId="RenkliKlavuz-Vurgu6">
     <w:name w:val="Colorful Grid Accent 6"/>
-    <w:basedOn w:val="TableNormal"/>
+    <w:basedOn w:val="NormalTablo"/>
     <w:uiPriority w:val="73"/>
     <w:rsid w:val="00CB0664"/>
     <w:pPr>
